--- a/7-技术管理/流程制度规范类文件/070101-运维服务技术研发管理制度.docx
+++ b/7-技术管理/流程制度规范类文件/070101-运维服务技术研发管理制度.docx
@@ -20,7 +20,26 @@
         <w:snapToGrid w:val="0"/>
         <w:textAlignment w:val="baseline"/>
       </w:pPr>
-      <w:bookmarkStart w:id="0" w:name="_Toc18516"/>
+      <w:bookmarkStart w:id="0" w:name="_Toc21539"/>
+    </w:p>
+    <w:p>
+      <w:pPr>
+        <w:pStyle w:val="31"/>
+        <w:keepNext w:val="0"/>
+        <w:keepLines w:val="0"/>
+        <w:pageBreakBefore w:val="0"/>
+        <w:widowControl w:val="0"/>
+        <w:kinsoku w:val="0"/>
+        <w:wordWrap/>
+        <w:overflowPunct/>
+        <w:topLinePunct w:val="0"/>
+        <w:autoSpaceDE w:val="0"/>
+        <w:autoSpaceDN w:val="0"/>
+        <w:bidi w:val="0"/>
+        <w:adjustRightInd w:val="0"/>
+        <w:snapToGrid w:val="0"/>
+        <w:textAlignment w:val="baseline"/>
+      </w:pPr>
       <w:r>
         <w:t>运维服务技术研发管理制度</w:t>
       </w:r>
@@ -44,7 +63,7 @@
         <w:snapToGrid w:val="0"/>
         <w:textAlignment w:val="baseline"/>
       </w:pPr>
-      <w:bookmarkStart w:id="1" w:name="_Toc12682"/>
+      <w:bookmarkStart w:id="1" w:name="_Toc26721"/>
       <w:r>
         <w:t>甘肃国邦信息科技有限公司</w:t>
       </w:r>
@@ -99,7 +118,7 @@
           <w:cols w:space="720" w:num="1"/>
         </w:sectPr>
       </w:pPr>
-      <w:bookmarkStart w:id="2" w:name="_Toc24724"/>
+      <w:bookmarkStart w:id="2" w:name="_Toc28374"/>
       <w:r>
         <w:rPr>
           <w:rFonts w:hint="eastAsia" w:ascii="宋体" w:hAnsi="宋体" w:eastAsia="宋体" w:cs="宋体"/>
@@ -138,7 +157,7 @@
           <w:szCs w:val="28"/>
         </w:rPr>
       </w:pPr>
-      <w:bookmarkStart w:id="3" w:name="_Toc9893"/>
+      <w:bookmarkStart w:id="3" w:name="_Toc24282"/>
       <w:r>
         <w:rPr>
           <w:rFonts w:ascii="宋体" w:hAnsi="宋体" w:eastAsia="宋体" w:cs="宋体"/>
@@ -1542,7 +1561,7 @@
               <w:rFonts w:ascii="宋体" w:hAnsi="宋体" w:eastAsia="宋体" w:cs="宋体"/>
               <w:szCs w:val="21"/>
             </w:rPr>
-            <w:instrText xml:space="preserve"> HYPERLINK \l _Toc18516 </w:instrText>
+            <w:instrText xml:space="preserve"> HYPERLINK \l _Toc21539 </w:instrText>
           </w:r>
           <w:r>
             <w:rPr>
@@ -1561,7 +1580,7 @@
             <w:fldChar w:fldCharType="begin"/>
           </w:r>
           <w:r>
-            <w:instrText xml:space="preserve"> PAGEREF _Toc18516 \h </w:instrText>
+            <w:instrText xml:space="preserve"> PAGEREF _Toc21539 \h </w:instrText>
           </w:r>
           <w:r>
             <w:fldChar w:fldCharType="separate"/>
@@ -1599,7 +1618,7 @@
               <w:rFonts w:ascii="宋体" w:hAnsi="宋体" w:eastAsia="宋体" w:cs="宋体"/>
               <w:szCs w:val="21"/>
             </w:rPr>
-            <w:instrText xml:space="preserve"> HYPERLINK \l _Toc12682 </w:instrText>
+            <w:instrText xml:space="preserve"> HYPERLINK \l _Toc26721 </w:instrText>
           </w:r>
           <w:r>
             <w:rPr>
@@ -1618,7 +1637,7 @@
             <w:fldChar w:fldCharType="begin"/>
           </w:r>
           <w:r>
-            <w:instrText xml:space="preserve"> PAGEREF _Toc12682 \h </w:instrText>
+            <w:instrText xml:space="preserve"> PAGEREF _Toc26721 \h </w:instrText>
           </w:r>
           <w:r>
             <w:fldChar w:fldCharType="separate"/>
@@ -1656,7 +1675,7 @@
               <w:rFonts w:ascii="宋体" w:hAnsi="宋体" w:eastAsia="宋体" w:cs="宋体"/>
               <w:szCs w:val="21"/>
             </w:rPr>
-            <w:instrText xml:space="preserve"> HYPERLINK \l _Toc24724 </w:instrText>
+            <w:instrText xml:space="preserve"> HYPERLINK \l _Toc28374 </w:instrText>
           </w:r>
           <w:r>
             <w:rPr>
@@ -1681,7 +1700,7 @@
             <w:fldChar w:fldCharType="begin"/>
           </w:r>
           <w:r>
-            <w:instrText xml:space="preserve"> PAGEREF _Toc24724 \h </w:instrText>
+            <w:instrText xml:space="preserve"> PAGEREF _Toc28374 \h </w:instrText>
           </w:r>
           <w:r>
             <w:fldChar w:fldCharType="separate"/>
@@ -1719,7 +1738,7 @@
               <w:rFonts w:ascii="宋体" w:hAnsi="宋体" w:eastAsia="宋体" w:cs="宋体"/>
               <w:szCs w:val="21"/>
             </w:rPr>
-            <w:instrText xml:space="preserve"> HYPERLINK \l _Toc9893 </w:instrText>
+            <w:instrText xml:space="preserve"> HYPERLINK \l _Toc24282 </w:instrText>
           </w:r>
           <w:r>
             <w:rPr>
@@ -1743,7 +1762,7 @@
             <w:fldChar w:fldCharType="begin"/>
           </w:r>
           <w:r>
-            <w:instrText xml:space="preserve"> PAGEREF _Toc9893 \h </w:instrText>
+            <w:instrText xml:space="preserve"> PAGEREF _Toc24282 \h </w:instrText>
           </w:r>
           <w:r>
             <w:fldChar w:fldCharType="separate"/>
@@ -1781,7 +1800,7 @@
               <w:rFonts w:ascii="宋体" w:hAnsi="宋体" w:eastAsia="宋体" w:cs="宋体"/>
               <w:szCs w:val="21"/>
             </w:rPr>
-            <w:instrText xml:space="preserve"> HYPERLINK \l _Toc24917 </w:instrText>
+            <w:instrText xml:space="preserve"> HYPERLINK \l _Toc24017 </w:instrText>
           </w:r>
           <w:r>
             <w:rPr>
@@ -1806,7 +1825,7 @@
             <w:fldChar w:fldCharType="begin"/>
           </w:r>
           <w:r>
-            <w:instrText xml:space="preserve"> PAGEREF _Toc24917 \h </w:instrText>
+            <w:instrText xml:space="preserve"> PAGEREF _Toc24017 \h </w:instrText>
           </w:r>
           <w:r>
             <w:fldChar w:fldCharType="separate"/>
@@ -1844,7 +1863,7 @@
               <w:rFonts w:ascii="宋体" w:hAnsi="宋体" w:eastAsia="宋体" w:cs="宋体"/>
               <w:szCs w:val="21"/>
             </w:rPr>
-            <w:instrText xml:space="preserve"> HYPERLINK \l _Toc14155 </w:instrText>
+            <w:instrText xml:space="preserve"> HYPERLINK \l _Toc10325 </w:instrText>
           </w:r>
           <w:r>
             <w:rPr>
@@ -1869,7 +1888,7 @@
             <w:fldChar w:fldCharType="begin"/>
           </w:r>
           <w:r>
-            <w:instrText xml:space="preserve"> PAGEREF _Toc14155 \h </w:instrText>
+            <w:instrText xml:space="preserve"> PAGEREF _Toc10325 \h </w:instrText>
           </w:r>
           <w:r>
             <w:fldChar w:fldCharType="separate"/>
@@ -1907,7 +1926,7 @@
               <w:rFonts w:ascii="宋体" w:hAnsi="宋体" w:eastAsia="宋体" w:cs="宋体"/>
               <w:szCs w:val="21"/>
             </w:rPr>
-            <w:instrText xml:space="preserve"> HYPERLINK \l _Toc23880 </w:instrText>
+            <w:instrText xml:space="preserve"> HYPERLINK \l _Toc5439 </w:instrText>
           </w:r>
           <w:r>
             <w:rPr>
@@ -1932,7 +1951,7 @@
             <w:fldChar w:fldCharType="begin"/>
           </w:r>
           <w:r>
-            <w:instrText xml:space="preserve"> PAGEREF _Toc23880 \h </w:instrText>
+            <w:instrText xml:space="preserve"> PAGEREF _Toc5439 \h </w:instrText>
           </w:r>
           <w:r>
             <w:fldChar w:fldCharType="separate"/>
@@ -1970,7 +1989,7 @@
               <w:rFonts w:ascii="宋体" w:hAnsi="宋体" w:eastAsia="宋体" w:cs="宋体"/>
               <w:szCs w:val="21"/>
             </w:rPr>
-            <w:instrText xml:space="preserve"> HYPERLINK \l _Toc1509 </w:instrText>
+            <w:instrText xml:space="preserve"> HYPERLINK \l _Toc16657 </w:instrText>
           </w:r>
           <w:r>
             <w:rPr>
@@ -1995,7 +2014,7 @@
             <w:fldChar w:fldCharType="begin"/>
           </w:r>
           <w:r>
-            <w:instrText xml:space="preserve"> PAGEREF _Toc1509 \h </w:instrText>
+            <w:instrText xml:space="preserve"> PAGEREF _Toc16657 \h </w:instrText>
           </w:r>
           <w:r>
             <w:fldChar w:fldCharType="separate"/>
@@ -2033,7 +2052,7 @@
               <w:rFonts w:ascii="宋体" w:hAnsi="宋体" w:eastAsia="宋体" w:cs="宋体"/>
               <w:szCs w:val="21"/>
             </w:rPr>
-            <w:instrText xml:space="preserve"> HYPERLINK \l _Toc17860 </w:instrText>
+            <w:instrText xml:space="preserve"> HYPERLINK \l _Toc7705 </w:instrText>
           </w:r>
           <w:r>
             <w:rPr>
@@ -2058,7 +2077,7 @@
             <w:fldChar w:fldCharType="begin"/>
           </w:r>
           <w:r>
-            <w:instrText xml:space="preserve"> PAGEREF _Toc17860 \h </w:instrText>
+            <w:instrText xml:space="preserve"> PAGEREF _Toc7705 \h </w:instrText>
           </w:r>
           <w:r>
             <w:fldChar w:fldCharType="separate"/>
@@ -2096,7 +2115,7 @@
               <w:rFonts w:ascii="宋体" w:hAnsi="宋体" w:eastAsia="宋体" w:cs="宋体"/>
               <w:szCs w:val="21"/>
             </w:rPr>
-            <w:instrText xml:space="preserve"> HYPERLINK \l _Toc31927 </w:instrText>
+            <w:instrText xml:space="preserve"> HYPERLINK \l _Toc31989 </w:instrText>
           </w:r>
           <w:r>
             <w:rPr>
@@ -2121,7 +2140,7 @@
             <w:fldChar w:fldCharType="begin"/>
           </w:r>
           <w:r>
-            <w:instrText xml:space="preserve"> PAGEREF _Toc31927 \h </w:instrText>
+            <w:instrText xml:space="preserve"> PAGEREF _Toc31989 \h </w:instrText>
           </w:r>
           <w:r>
             <w:fldChar w:fldCharType="separate"/>
@@ -2159,7 +2178,7 @@
               <w:rFonts w:ascii="宋体" w:hAnsi="宋体" w:eastAsia="宋体" w:cs="宋体"/>
               <w:szCs w:val="21"/>
             </w:rPr>
-            <w:instrText xml:space="preserve"> HYPERLINK \l _Toc18716 </w:instrText>
+            <w:instrText xml:space="preserve"> HYPERLINK \l _Toc30778 </w:instrText>
           </w:r>
           <w:r>
             <w:rPr>
@@ -2184,7 +2203,7 @@
             <w:fldChar w:fldCharType="begin"/>
           </w:r>
           <w:r>
-            <w:instrText xml:space="preserve"> PAGEREF _Toc18716 \h </w:instrText>
+            <w:instrText xml:space="preserve"> PAGEREF _Toc30778 \h </w:instrText>
           </w:r>
           <w:r>
             <w:fldChar w:fldCharType="separate"/>
@@ -2222,7 +2241,7 @@
               <w:rFonts w:ascii="宋体" w:hAnsi="宋体" w:eastAsia="宋体" w:cs="宋体"/>
               <w:szCs w:val="21"/>
             </w:rPr>
-            <w:instrText xml:space="preserve"> HYPERLINK \l _Toc20834 </w:instrText>
+            <w:instrText xml:space="preserve"> HYPERLINK \l _Toc4563 </w:instrText>
           </w:r>
           <w:r>
             <w:rPr>
@@ -2247,7 +2266,7 @@
             <w:fldChar w:fldCharType="begin"/>
           </w:r>
           <w:r>
-            <w:instrText xml:space="preserve"> PAGEREF _Toc20834 \h </w:instrText>
+            <w:instrText xml:space="preserve"> PAGEREF _Toc4563 \h </w:instrText>
           </w:r>
           <w:r>
             <w:fldChar w:fldCharType="separate"/>
@@ -2285,7 +2304,7 @@
               <w:rFonts w:ascii="宋体" w:hAnsi="宋体" w:eastAsia="宋体" w:cs="宋体"/>
               <w:szCs w:val="21"/>
             </w:rPr>
-            <w:instrText xml:space="preserve"> HYPERLINK \l _Toc27810 </w:instrText>
+            <w:instrText xml:space="preserve"> HYPERLINK \l _Toc27134 </w:instrText>
           </w:r>
           <w:r>
             <w:rPr>
@@ -2310,7 +2329,7 @@
             <w:fldChar w:fldCharType="begin"/>
           </w:r>
           <w:r>
-            <w:instrText xml:space="preserve"> PAGEREF _Toc27810 \h </w:instrText>
+            <w:instrText xml:space="preserve"> PAGEREF _Toc27134 \h </w:instrText>
           </w:r>
           <w:r>
             <w:fldChar w:fldCharType="separate"/>
@@ -2348,7 +2367,7 @@
               <w:rFonts w:ascii="宋体" w:hAnsi="宋体" w:eastAsia="宋体" w:cs="宋体"/>
               <w:szCs w:val="21"/>
             </w:rPr>
-            <w:instrText xml:space="preserve"> HYPERLINK \l _Toc18776 </w:instrText>
+            <w:instrText xml:space="preserve"> HYPERLINK \l _Toc23815 </w:instrText>
           </w:r>
           <w:r>
             <w:rPr>
@@ -2373,7 +2392,7 @@
             <w:fldChar w:fldCharType="begin"/>
           </w:r>
           <w:r>
-            <w:instrText xml:space="preserve"> PAGEREF _Toc18776 \h </w:instrText>
+            <w:instrText xml:space="preserve"> PAGEREF _Toc23815 \h </w:instrText>
           </w:r>
           <w:r>
             <w:fldChar w:fldCharType="separate"/>
@@ -2411,7 +2430,7 @@
               <w:rFonts w:ascii="宋体" w:hAnsi="宋体" w:eastAsia="宋体" w:cs="宋体"/>
               <w:szCs w:val="21"/>
             </w:rPr>
-            <w:instrText xml:space="preserve"> HYPERLINK \l _Toc1984 </w:instrText>
+            <w:instrText xml:space="preserve"> HYPERLINK \l _Toc4611 </w:instrText>
           </w:r>
           <w:r>
             <w:rPr>
@@ -2436,13 +2455,13 @@
             <w:fldChar w:fldCharType="begin"/>
           </w:r>
           <w:r>
-            <w:instrText xml:space="preserve"> PAGEREF _Toc1984 \h </w:instrText>
+            <w:instrText xml:space="preserve"> PAGEREF _Toc4611 \h </w:instrText>
           </w:r>
           <w:r>
             <w:fldChar w:fldCharType="separate"/>
           </w:r>
           <w:r>
-            <w:t>7</w:t>
+            <w:t>8</w:t>
           </w:r>
           <w:r>
             <w:fldChar w:fldCharType="end"/>
@@ -2474,7 +2493,7 @@
               <w:rFonts w:ascii="宋体" w:hAnsi="宋体" w:eastAsia="宋体" w:cs="宋体"/>
               <w:szCs w:val="21"/>
             </w:rPr>
-            <w:instrText xml:space="preserve"> HYPERLINK \l _Toc28442 </w:instrText>
+            <w:instrText xml:space="preserve"> HYPERLINK \l _Toc1721 </w:instrText>
           </w:r>
           <w:r>
             <w:rPr>
@@ -2499,7 +2518,7 @@
             <w:fldChar w:fldCharType="begin"/>
           </w:r>
           <w:r>
-            <w:instrText xml:space="preserve"> PAGEREF _Toc28442 \h </w:instrText>
+            <w:instrText xml:space="preserve"> PAGEREF _Toc1721 \h </w:instrText>
           </w:r>
           <w:r>
             <w:fldChar w:fldCharType="separate"/>
@@ -2537,7 +2556,7 @@
               <w:rFonts w:ascii="宋体" w:hAnsi="宋体" w:eastAsia="宋体" w:cs="宋体"/>
               <w:szCs w:val="21"/>
             </w:rPr>
-            <w:instrText xml:space="preserve"> HYPERLINK \l _Toc12490 </w:instrText>
+            <w:instrText xml:space="preserve"> HYPERLINK \l _Toc29635 </w:instrText>
           </w:r>
           <w:r>
             <w:rPr>
@@ -2562,7 +2581,7 @@
             <w:fldChar w:fldCharType="begin"/>
           </w:r>
           <w:r>
-            <w:instrText xml:space="preserve"> PAGEREF _Toc12490 \h </w:instrText>
+            <w:instrText xml:space="preserve"> PAGEREF _Toc29635 \h </w:instrText>
           </w:r>
           <w:r>
             <w:fldChar w:fldCharType="separate"/>
@@ -2600,7 +2619,7 @@
               <w:rFonts w:ascii="宋体" w:hAnsi="宋体" w:eastAsia="宋体" w:cs="宋体"/>
               <w:szCs w:val="21"/>
             </w:rPr>
-            <w:instrText xml:space="preserve"> HYPERLINK \l _Toc9780 </w:instrText>
+            <w:instrText xml:space="preserve"> HYPERLINK \l _Toc30864 </w:instrText>
           </w:r>
           <w:r>
             <w:rPr>
@@ -2625,13 +2644,13 @@
             <w:fldChar w:fldCharType="begin"/>
           </w:r>
           <w:r>
-            <w:instrText xml:space="preserve"> PAGEREF _Toc9780 \h </w:instrText>
+            <w:instrText xml:space="preserve"> PAGEREF _Toc30864 \h </w:instrText>
           </w:r>
           <w:r>
             <w:fldChar w:fldCharType="separate"/>
           </w:r>
           <w:r>
-            <w:t>8</w:t>
+            <w:t>9</w:t>
           </w:r>
           <w:r>
             <w:fldChar w:fldCharType="end"/>
@@ -2663,7 +2682,7 @@
               <w:rFonts w:ascii="宋体" w:hAnsi="宋体" w:eastAsia="宋体" w:cs="宋体"/>
               <w:szCs w:val="21"/>
             </w:rPr>
-            <w:instrText xml:space="preserve"> HYPERLINK \l _Toc29048 </w:instrText>
+            <w:instrText xml:space="preserve"> HYPERLINK \l _Toc15899 </w:instrText>
           </w:r>
           <w:r>
             <w:rPr>
@@ -2688,13 +2707,13 @@
             <w:fldChar w:fldCharType="begin"/>
           </w:r>
           <w:r>
-            <w:instrText xml:space="preserve"> PAGEREF _Toc29048 \h </w:instrText>
+            <w:instrText xml:space="preserve"> PAGEREF _Toc15899 \h </w:instrText>
           </w:r>
           <w:r>
             <w:fldChar w:fldCharType="separate"/>
           </w:r>
           <w:r>
-            <w:t>8</w:t>
+            <w:t>9</w:t>
           </w:r>
           <w:r>
             <w:fldChar w:fldCharType="end"/>
@@ -2726,7 +2745,7 @@
               <w:rFonts w:ascii="宋体" w:hAnsi="宋体" w:eastAsia="宋体" w:cs="宋体"/>
               <w:szCs w:val="21"/>
             </w:rPr>
-            <w:instrText xml:space="preserve"> HYPERLINK \l _Toc15446 </w:instrText>
+            <w:instrText xml:space="preserve"> HYPERLINK \l _Toc2710 </w:instrText>
           </w:r>
           <w:r>
             <w:rPr>
@@ -2751,7 +2770,7 @@
             <w:fldChar w:fldCharType="begin"/>
           </w:r>
           <w:r>
-            <w:instrText xml:space="preserve"> PAGEREF _Toc15446 \h </w:instrText>
+            <w:instrText xml:space="preserve"> PAGEREF _Toc2710 \h </w:instrText>
           </w:r>
           <w:r>
             <w:fldChar w:fldCharType="separate"/>
@@ -2789,7 +2808,7 @@
               <w:rFonts w:ascii="宋体" w:hAnsi="宋体" w:eastAsia="宋体" w:cs="宋体"/>
               <w:szCs w:val="21"/>
             </w:rPr>
-            <w:instrText xml:space="preserve"> HYPERLINK \l _Toc2095 </w:instrText>
+            <w:instrText xml:space="preserve"> HYPERLINK \l _Toc17153 </w:instrText>
           </w:r>
           <w:r>
             <w:rPr>
@@ -2814,13 +2833,13 @@
             <w:fldChar w:fldCharType="begin"/>
           </w:r>
           <w:r>
-            <w:instrText xml:space="preserve"> PAGEREF _Toc2095 \h </w:instrText>
+            <w:instrText xml:space="preserve"> PAGEREF _Toc17153 \h </w:instrText>
           </w:r>
           <w:r>
             <w:fldChar w:fldCharType="separate"/>
           </w:r>
           <w:r>
-            <w:t>9</w:t>
+            <w:t>10</w:t>
           </w:r>
           <w:r>
             <w:fldChar w:fldCharType="end"/>
@@ -2852,7 +2871,7 @@
               <w:rFonts w:ascii="宋体" w:hAnsi="宋体" w:eastAsia="宋体" w:cs="宋体"/>
               <w:szCs w:val="21"/>
             </w:rPr>
-            <w:instrText xml:space="preserve"> HYPERLINK \l _Toc18428 </w:instrText>
+            <w:instrText xml:space="preserve"> HYPERLINK \l _Toc8346 </w:instrText>
           </w:r>
           <w:r>
             <w:rPr>
@@ -2877,13 +2896,13 @@
             <w:fldChar w:fldCharType="begin"/>
           </w:r>
           <w:r>
-            <w:instrText xml:space="preserve"> PAGEREF _Toc18428 \h </w:instrText>
+            <w:instrText xml:space="preserve"> PAGEREF _Toc8346 \h </w:instrText>
           </w:r>
           <w:r>
             <w:fldChar w:fldCharType="separate"/>
           </w:r>
           <w:r>
-            <w:t>9</w:t>
+            <w:t>10</w:t>
           </w:r>
           <w:r>
             <w:fldChar w:fldCharType="end"/>
@@ -2915,7 +2934,7 @@
               <w:rFonts w:ascii="宋体" w:hAnsi="宋体" w:eastAsia="宋体" w:cs="宋体"/>
               <w:szCs w:val="21"/>
             </w:rPr>
-            <w:instrText xml:space="preserve"> HYPERLINK \l _Toc25722 </w:instrText>
+            <w:instrText xml:space="preserve"> HYPERLINK \l _Toc4598 </w:instrText>
           </w:r>
           <w:r>
             <w:rPr>
@@ -2940,7 +2959,7 @@
             <w:fldChar w:fldCharType="begin"/>
           </w:r>
           <w:r>
-            <w:instrText xml:space="preserve"> PAGEREF _Toc25722 \h </w:instrText>
+            <w:instrText xml:space="preserve"> PAGEREF _Toc4598 \h </w:instrText>
           </w:r>
           <w:r>
             <w:fldChar w:fldCharType="separate"/>
@@ -2978,7 +2997,7 @@
               <w:rFonts w:ascii="宋体" w:hAnsi="宋体" w:eastAsia="宋体" w:cs="宋体"/>
               <w:szCs w:val="21"/>
             </w:rPr>
-            <w:instrText xml:space="preserve"> HYPERLINK \l _Toc27007 </w:instrText>
+            <w:instrText xml:space="preserve"> HYPERLINK \l _Toc858 </w:instrText>
           </w:r>
           <w:r>
             <w:rPr>
@@ -3003,7 +3022,7 @@
             <w:fldChar w:fldCharType="begin"/>
           </w:r>
           <w:r>
-            <w:instrText xml:space="preserve"> PAGEREF _Toc27007 \h </w:instrText>
+            <w:instrText xml:space="preserve"> PAGEREF _Toc858 \h </w:instrText>
           </w:r>
           <w:r>
             <w:fldChar w:fldCharType="separate"/>
@@ -3041,7 +3060,7 @@
               <w:rFonts w:ascii="宋体" w:hAnsi="宋体" w:eastAsia="宋体" w:cs="宋体"/>
               <w:szCs w:val="21"/>
             </w:rPr>
-            <w:instrText xml:space="preserve"> HYPERLINK \l _Toc16485 </w:instrText>
+            <w:instrText xml:space="preserve"> HYPERLINK \l _Toc29430 </w:instrText>
           </w:r>
           <w:r>
             <w:rPr>
@@ -3066,7 +3085,7 @@
             <w:fldChar w:fldCharType="begin"/>
           </w:r>
           <w:r>
-            <w:instrText xml:space="preserve"> PAGEREF _Toc16485 \h </w:instrText>
+            <w:instrText xml:space="preserve"> PAGEREF _Toc29430 \h </w:instrText>
           </w:r>
           <w:r>
             <w:fldChar w:fldCharType="separate"/>
@@ -3104,7 +3123,7 @@
               <w:rFonts w:ascii="宋体" w:hAnsi="宋体" w:eastAsia="宋体" w:cs="宋体"/>
               <w:szCs w:val="21"/>
             </w:rPr>
-            <w:instrText xml:space="preserve"> HYPERLINK \l _Toc27014 </w:instrText>
+            <w:instrText xml:space="preserve"> HYPERLINK \l _Toc23605 </w:instrText>
           </w:r>
           <w:r>
             <w:rPr>
@@ -3129,13 +3148,13 @@
             <w:fldChar w:fldCharType="begin"/>
           </w:r>
           <w:r>
-            <w:instrText xml:space="preserve"> PAGEREF _Toc27014 \h </w:instrText>
+            <w:instrText xml:space="preserve"> PAGEREF _Toc23605 \h </w:instrText>
           </w:r>
           <w:r>
             <w:fldChar w:fldCharType="separate"/>
           </w:r>
           <w:r>
-            <w:t>10</w:t>
+            <w:t>11</w:t>
           </w:r>
           <w:r>
             <w:fldChar w:fldCharType="end"/>
@@ -3167,7 +3186,7 @@
               <w:rFonts w:ascii="宋体" w:hAnsi="宋体" w:eastAsia="宋体" w:cs="宋体"/>
               <w:szCs w:val="21"/>
             </w:rPr>
-            <w:instrText xml:space="preserve"> HYPERLINK \l _Toc1431 </w:instrText>
+            <w:instrText xml:space="preserve"> HYPERLINK \l _Toc11763 </w:instrText>
           </w:r>
           <w:r>
             <w:rPr>
@@ -3192,7 +3211,7 @@
             <w:fldChar w:fldCharType="begin"/>
           </w:r>
           <w:r>
-            <w:instrText xml:space="preserve"> PAGEREF _Toc1431 \h </w:instrText>
+            <w:instrText xml:space="preserve"> PAGEREF _Toc11763 \h </w:instrText>
           </w:r>
           <w:r>
             <w:fldChar w:fldCharType="separate"/>
@@ -3230,7 +3249,7 @@
               <w:rFonts w:ascii="宋体" w:hAnsi="宋体" w:eastAsia="宋体" w:cs="宋体"/>
               <w:szCs w:val="21"/>
             </w:rPr>
-            <w:instrText xml:space="preserve"> HYPERLINK \l _Toc18483 </w:instrText>
+            <w:instrText xml:space="preserve"> HYPERLINK \l _Toc12087 </w:instrText>
           </w:r>
           <w:r>
             <w:rPr>
@@ -3255,7 +3274,7 @@
             <w:fldChar w:fldCharType="begin"/>
           </w:r>
           <w:r>
-            <w:instrText xml:space="preserve"> PAGEREF _Toc18483 \h </w:instrText>
+            <w:instrText xml:space="preserve"> PAGEREF _Toc12087 \h </w:instrText>
           </w:r>
           <w:r>
             <w:fldChar w:fldCharType="separate"/>
@@ -3293,7 +3312,7 @@
               <w:rFonts w:ascii="宋体" w:hAnsi="宋体" w:eastAsia="宋体" w:cs="宋体"/>
               <w:szCs w:val="21"/>
             </w:rPr>
-            <w:instrText xml:space="preserve"> HYPERLINK \l _Toc25699 </w:instrText>
+            <w:instrText xml:space="preserve"> HYPERLINK \l _Toc11040 </w:instrText>
           </w:r>
           <w:r>
             <w:rPr>
@@ -3318,7 +3337,7 @@
             <w:fldChar w:fldCharType="begin"/>
           </w:r>
           <w:r>
-            <w:instrText xml:space="preserve"> PAGEREF _Toc25699 \h </w:instrText>
+            <w:instrText xml:space="preserve"> PAGEREF _Toc11040 \h </w:instrText>
           </w:r>
           <w:r>
             <w:fldChar w:fldCharType="separate"/>
@@ -3356,7 +3375,7 @@
               <w:rFonts w:ascii="宋体" w:hAnsi="宋体" w:eastAsia="宋体" w:cs="宋体"/>
               <w:szCs w:val="21"/>
             </w:rPr>
-            <w:instrText xml:space="preserve"> HYPERLINK \l _Toc10877 </w:instrText>
+            <w:instrText xml:space="preserve"> HYPERLINK \l _Toc20156 </w:instrText>
           </w:r>
           <w:r>
             <w:rPr>
@@ -3382,13 +3401,13 @@
             <w:fldChar w:fldCharType="begin"/>
           </w:r>
           <w:r>
-            <w:instrText xml:space="preserve"> PAGEREF _Toc10877 \h </w:instrText>
+            <w:instrText xml:space="preserve"> PAGEREF _Toc20156 \h </w:instrText>
           </w:r>
           <w:r>
             <w:fldChar w:fldCharType="separate"/>
           </w:r>
           <w:r>
-            <w:t>11</w:t>
+            <w:t>12</w:t>
           </w:r>
           <w:r>
             <w:fldChar w:fldCharType="end"/>
@@ -3489,7 +3508,7 @@
         <w:snapToGrid w:val="0"/>
         <w:textAlignment w:val="baseline"/>
       </w:pPr>
-      <w:bookmarkStart w:id="4" w:name="_Toc24917"/>
+      <w:bookmarkStart w:id="4" w:name="_Toc24017"/>
       <w:r>
         <w:t>目的</w:t>
       </w:r>
@@ -3536,7 +3555,7 @@
         <w:textAlignment w:val="baseline"/>
       </w:pPr>
       <w:r>
-        <w:t>根据公司实际研发能力和运维项目开展的需求，公司将投入研发力量和资金用于针对组织级运维服务目录开展的运维服务技术的研发，包括运维工具软件的研发、IT 运维作业指导手册和工具手册的研发、IT 运维故障分析与问题解决手册的研发、及运维新技术的研究。</w:t>
+        <w:t>根据公司实际研发能力和运维项目开展的需求，公司将投入研发力量和资金用于针对组织级运维服务目录开展的运维服务技术的研发，包括运维工具软件的研发、IT运维作业指导手册和工具手册的研发、IT运维故障分析与问题解决手册的研发、及运维新技术的研究。</w:t>
       </w:r>
     </w:p>
     <w:p>
@@ -3557,7 +3576,7 @@
         <w:snapToGrid w:val="0"/>
         <w:textAlignment w:val="baseline"/>
       </w:pPr>
-      <w:bookmarkStart w:id="5" w:name="_Toc14155"/>
+      <w:bookmarkStart w:id="5" w:name="_Toc10325"/>
       <w:r>
         <w:t>适用范围</w:t>
       </w:r>
@@ -3603,7 +3622,7 @@
         <w:snapToGrid w:val="0"/>
         <w:textAlignment w:val="baseline"/>
       </w:pPr>
-      <w:bookmarkStart w:id="6" w:name="_Toc23880"/>
+      <w:bookmarkStart w:id="6" w:name="_Toc5439"/>
       <w:r>
         <w:t>引用文件</w:t>
       </w:r>
@@ -3861,7 +3880,7 @@
         <w:snapToGrid w:val="0"/>
         <w:textAlignment w:val="baseline"/>
       </w:pPr>
-      <w:bookmarkStart w:id="7" w:name="_Toc1509"/>
+      <w:bookmarkStart w:id="7" w:name="_Toc16657"/>
       <w:r>
         <w:t>概述</w:t>
       </w:r>
@@ -3887,7 +3906,7 @@
       </w:pPr>
       <w:bookmarkStart w:id="8" w:name="bookmark28"/>
       <w:bookmarkEnd w:id="8"/>
-      <w:bookmarkStart w:id="9" w:name="_Toc17860"/>
+      <w:bookmarkStart w:id="9" w:name="_Toc7705"/>
       <w:r>
         <w:t>研发依据</w:t>
       </w:r>
@@ -3995,7 +4014,7 @@
         <w:snapToGrid w:val="0"/>
         <w:textAlignment w:val="baseline"/>
       </w:pPr>
-      <w:bookmarkStart w:id="10" w:name="_Toc31927"/>
+      <w:bookmarkStart w:id="10" w:name="_Toc31989"/>
       <w:r>
         <w:t>技术储备</w:t>
       </w:r>
@@ -4107,7 +4126,7 @@
         <w:snapToGrid w:val="0"/>
         <w:textAlignment w:val="baseline"/>
       </w:pPr>
-      <w:bookmarkStart w:id="11" w:name="_Toc18716"/>
+      <w:bookmarkStart w:id="11" w:name="_Toc30778"/>
       <w:r>
         <w:t>研发管理制度</w:t>
       </w:r>
@@ -4131,7 +4150,7 @@
         <w:snapToGrid w:val="0"/>
         <w:textAlignment w:val="baseline"/>
       </w:pPr>
-      <w:bookmarkStart w:id="12" w:name="_Toc20834"/>
+      <w:bookmarkStart w:id="12" w:name="_Toc4563"/>
       <w:r>
         <w:t>研发流程描述总则</w:t>
       </w:r>
@@ -4258,7 +4277,7 @@
         <w:snapToGrid w:val="0"/>
         <w:textAlignment w:val="baseline"/>
       </w:pPr>
-      <w:bookmarkStart w:id="13" w:name="_Toc27810"/>
+      <w:bookmarkStart w:id="13" w:name="_Toc27134"/>
       <w:r>
         <w:t>阶段成果</w:t>
       </w:r>
@@ -5842,32 +5861,25 @@
               <w:bidi w:val="0"/>
               <w:adjustRightInd w:val="0"/>
               <w:snapToGrid w:val="0"/>
-              <w:spacing w:before="35" w:line="222" w:lineRule="auto"/>
-              <w:ind w:left="132" w:right="250" w:hanging="19"/>
-              <w:textAlignment w:val="baseline"/>
-              <w:rPr>
-                <w:rFonts w:ascii="宋体" w:hAnsi="宋体" w:eastAsia="宋体" w:cs="宋体"/>
-                <w:sz w:val="24"/>
-                <w:szCs w:val="24"/>
-              </w:rPr>
-            </w:pPr>
-            <w:r>
+              <w:spacing w:before="35" w:line="228" w:lineRule="auto"/>
+              <w:ind w:left="112" w:right="250" w:firstLine="12"/>
+              <w:jc w:val="both"/>
+              <w:textAlignment w:val="baseline"/>
               <w:rPr>
                 <w:rFonts w:ascii="宋体" w:hAnsi="宋体" w:eastAsia="宋体" w:cs="宋体"/>
                 <w:spacing w:val="-2"/>
                 <w:sz w:val="24"/>
                 <w:szCs w:val="24"/>
               </w:rPr>
-              <w:t>用户、领导、项目组都</w:t>
-            </w:r>
-            <w:r>
-              <w:rPr>
-                <w:rFonts w:ascii="宋体" w:hAnsi="宋体" w:eastAsia="宋体" w:cs="宋体"/>
-                <w:spacing w:val="-5"/>
-                <w:sz w:val="24"/>
-                <w:szCs w:val="24"/>
-              </w:rPr>
-              <w:t>了解项目进度</w:t>
+            </w:pPr>
+            <w:r>
+              <w:rPr>
+                <w:rFonts w:ascii="宋体" w:hAnsi="宋体" w:eastAsia="宋体" w:cs="宋体"/>
+                <w:spacing w:val="-2"/>
+                <w:sz w:val="24"/>
+                <w:szCs w:val="24"/>
+              </w:rPr>
+              <w:t>用户、领导、项目组都了解项目进度</w:t>
             </w:r>
           </w:p>
         </w:tc>
@@ -6215,33 +6227,25 @@
               <w:bidi w:val="0"/>
               <w:adjustRightInd w:val="0"/>
               <w:snapToGrid w:val="0"/>
-              <w:spacing w:before="53" w:line="263" w:lineRule="auto"/>
-              <w:ind w:left="111" w:right="130" w:firstLine="2"/>
+              <w:spacing w:before="35" w:line="228" w:lineRule="auto"/>
+              <w:ind w:left="112" w:right="250" w:firstLine="12"/>
               <w:jc w:val="both"/>
               <w:textAlignment w:val="baseline"/>
               <w:rPr>
                 <w:rFonts w:ascii="宋体" w:hAnsi="宋体" w:eastAsia="宋体" w:cs="宋体"/>
-                <w:sz w:val="21"/>
-                <w:szCs w:val="21"/>
-              </w:rPr>
-            </w:pPr>
-            <w:r>
-              <w:rPr>
-                <w:rFonts w:ascii="宋体" w:hAnsi="宋体" w:eastAsia="宋体" w:cs="宋体"/>
-                <w:spacing w:val="-1"/>
-                <w:sz w:val="21"/>
-                <w:szCs w:val="21"/>
-              </w:rPr>
-              <w:t>项目组成员分配任务，并召开讨论会议，讨论项目的技术架构和可能存在的技术难点，梳理业务流程，统一开</w:t>
-            </w:r>
-            <w:r>
-              <w:rPr>
-                <w:rFonts w:ascii="宋体" w:hAnsi="宋体" w:eastAsia="宋体" w:cs="宋体"/>
                 <w:spacing w:val="-2"/>
-                <w:sz w:val="21"/>
-                <w:szCs w:val="21"/>
-              </w:rPr>
-              <w:t>发规则和风格等</w:t>
+                <w:sz w:val="24"/>
+                <w:szCs w:val="24"/>
+              </w:rPr>
+            </w:pPr>
+            <w:r>
+              <w:rPr>
+                <w:rFonts w:ascii="宋体" w:hAnsi="宋体" w:eastAsia="宋体" w:cs="宋体"/>
+                <w:spacing w:val="-2"/>
+                <w:sz w:val="24"/>
+                <w:szCs w:val="24"/>
+              </w:rPr>
+              <w:t>项目组成员分配任务，并召开讨论会议，讨论项目的技术架构和可能存在的技术难点，梳理业务流程，统一开发规则和风格等</w:t>
             </w:r>
           </w:p>
         </w:tc>
@@ -9465,7 +9469,7 @@
         <w:snapToGrid w:val="0"/>
         <w:textAlignment w:val="baseline"/>
       </w:pPr>
-      <w:bookmarkStart w:id="15" w:name="_Toc18776"/>
+      <w:bookmarkStart w:id="15" w:name="_Toc23815"/>
       <w:r>
         <w:t>岗位设置</w:t>
       </w:r>
@@ -9537,7 +9541,7 @@
       <w:tblPr>
         <w:tblStyle w:val="24"/>
         <w:tblW w:w="8359" w:type="dxa"/>
-        <w:tblInd w:w="181" w:type="dxa"/>
+        <w:jc w:val="center"/>
         <w:tblBorders>
           <w:top w:val="single" w:color="000000" w:sz="4" w:space="0"/>
           <w:left w:val="single" w:color="000000" w:sz="4" w:space="0"/>
@@ -9555,8 +9559,8 @@
         </w:tblCellMar>
       </w:tblPr>
       <w:tblGrid>
-        <w:gridCol w:w="992"/>
-        <w:gridCol w:w="4955"/>
+        <w:gridCol w:w="1533"/>
+        <w:gridCol w:w="4414"/>
         <w:gridCol w:w="2412"/>
       </w:tblGrid>
       <w:tr>
@@ -9578,10 +9582,12 @@
         </w:tblPrEx>
         <w:trPr>
           <w:trHeight w:val="432" w:hRule="atLeast"/>
+          <w:jc w:val="center"/>
         </w:trPr>
         <w:tc>
           <w:tcPr>
-            <w:tcW w:w="992" w:type="dxa"/>
+            <w:tcW w:w="1533" w:type="dxa"/>
+            <w:vAlign w:val="center"/>
           </w:tcPr>
           <w:p>
             <w:pPr>
@@ -9599,7 +9605,8 @@
               <w:adjustRightInd w:val="0"/>
               <w:snapToGrid w:val="0"/>
               <w:spacing w:before="96" w:line="220" w:lineRule="auto"/>
-              <w:ind w:left="284"/>
+              <w:ind w:left="0" w:leftChars="0" w:right="0" w:rightChars="0" w:firstLine="0" w:firstLineChars="0"/>
+              <w:jc w:val="center"/>
               <w:textAlignment w:val="baseline"/>
               <w:rPr>
                 <w:rFonts w:ascii="宋体" w:hAnsi="宋体" w:eastAsia="宋体" w:cs="宋体"/>
@@ -9622,7 +9629,8 @@
         </w:tc>
         <w:tc>
           <w:tcPr>
-            <w:tcW w:w="4955" w:type="dxa"/>
+            <w:tcW w:w="4414" w:type="dxa"/>
+            <w:vAlign w:val="center"/>
           </w:tcPr>
           <w:p>
             <w:pPr>
@@ -9640,7 +9648,8 @@
               <w:adjustRightInd w:val="0"/>
               <w:snapToGrid w:val="0"/>
               <w:spacing w:before="95" w:line="220" w:lineRule="auto"/>
-              <w:ind w:left="2003"/>
+              <w:ind w:left="0" w:leftChars="0" w:right="0" w:rightChars="0" w:firstLine="0" w:firstLineChars="0"/>
+              <w:jc w:val="center"/>
               <w:textAlignment w:val="baseline"/>
               <w:rPr>
                 <w:rFonts w:ascii="宋体" w:hAnsi="宋体" w:eastAsia="宋体" w:cs="宋体"/>
@@ -9664,6 +9673,7 @@
         <w:tc>
           <w:tcPr>
             <w:tcW w:w="2412" w:type="dxa"/>
+            <w:vAlign w:val="center"/>
           </w:tcPr>
           <w:p>
             <w:pPr>
@@ -9681,7 +9691,8 @@
               <w:adjustRightInd w:val="0"/>
               <w:snapToGrid w:val="0"/>
               <w:spacing w:before="95" w:line="220" w:lineRule="auto"/>
-              <w:ind w:left="979"/>
+              <w:ind w:left="0" w:leftChars="0" w:right="0" w:rightChars="0" w:firstLine="0" w:firstLineChars="0"/>
+              <w:jc w:val="center"/>
               <w:textAlignment w:val="baseline"/>
               <w:rPr>
                 <w:rFonts w:ascii="宋体" w:hAnsi="宋体" w:eastAsia="宋体" w:cs="宋体"/>
@@ -9722,153 +9733,13 @@
         </w:tblPrEx>
         <w:trPr>
           <w:trHeight w:val="3100" w:hRule="atLeast"/>
+          <w:jc w:val="center"/>
         </w:trPr>
         <w:tc>
           <w:tcPr>
-            <w:tcW w:w="992" w:type="dxa"/>
-          </w:tcPr>
-          <w:p>
-            <w:pPr>
-              <w:pStyle w:val="25"/>
-              <w:keepNext w:val="0"/>
-              <w:keepLines w:val="0"/>
-              <w:pageBreakBefore w:val="0"/>
-              <w:widowControl w:val="0"/>
-              <w:kinsoku w:val="0"/>
-              <w:wordWrap/>
-              <w:overflowPunct/>
-              <w:topLinePunct w:val="0"/>
-              <w:autoSpaceDE w:val="0"/>
-              <w:autoSpaceDN w:val="0"/>
-              <w:bidi w:val="0"/>
-              <w:adjustRightInd w:val="0"/>
-              <w:snapToGrid w:val="0"/>
-              <w:spacing w:line="276" w:lineRule="auto"/>
-              <w:textAlignment w:val="baseline"/>
-              <w:rPr>
-                <w:sz w:val="20"/>
-                <w:szCs w:val="20"/>
-              </w:rPr>
-            </w:pPr>
-          </w:p>
-          <w:p>
-            <w:pPr>
-              <w:pStyle w:val="25"/>
-              <w:keepNext w:val="0"/>
-              <w:keepLines w:val="0"/>
-              <w:pageBreakBefore w:val="0"/>
-              <w:widowControl w:val="0"/>
-              <w:kinsoku w:val="0"/>
-              <w:wordWrap/>
-              <w:overflowPunct/>
-              <w:topLinePunct w:val="0"/>
-              <w:autoSpaceDE w:val="0"/>
-              <w:autoSpaceDN w:val="0"/>
-              <w:bidi w:val="0"/>
-              <w:adjustRightInd w:val="0"/>
-              <w:snapToGrid w:val="0"/>
-              <w:spacing w:line="277" w:lineRule="auto"/>
-              <w:textAlignment w:val="baseline"/>
-              <w:rPr>
-                <w:sz w:val="20"/>
-                <w:szCs w:val="20"/>
-              </w:rPr>
-            </w:pPr>
-          </w:p>
-          <w:p>
-            <w:pPr>
-              <w:pStyle w:val="25"/>
-              <w:keepNext w:val="0"/>
-              <w:keepLines w:val="0"/>
-              <w:pageBreakBefore w:val="0"/>
-              <w:widowControl w:val="0"/>
-              <w:kinsoku w:val="0"/>
-              <w:wordWrap/>
-              <w:overflowPunct/>
-              <w:topLinePunct w:val="0"/>
-              <w:autoSpaceDE w:val="0"/>
-              <w:autoSpaceDN w:val="0"/>
-              <w:bidi w:val="0"/>
-              <w:adjustRightInd w:val="0"/>
-              <w:snapToGrid w:val="0"/>
-              <w:spacing w:line="277" w:lineRule="auto"/>
-              <w:textAlignment w:val="baseline"/>
-              <w:rPr>
-                <w:sz w:val="20"/>
-                <w:szCs w:val="20"/>
-              </w:rPr>
-            </w:pPr>
-          </w:p>
-          <w:p>
-            <w:pPr>
-              <w:pStyle w:val="25"/>
-              <w:keepNext w:val="0"/>
-              <w:keepLines w:val="0"/>
-              <w:pageBreakBefore w:val="0"/>
-              <w:widowControl w:val="0"/>
-              <w:kinsoku w:val="0"/>
-              <w:wordWrap/>
-              <w:overflowPunct/>
-              <w:topLinePunct w:val="0"/>
-              <w:autoSpaceDE w:val="0"/>
-              <w:autoSpaceDN w:val="0"/>
-              <w:bidi w:val="0"/>
-              <w:adjustRightInd w:val="0"/>
-              <w:snapToGrid w:val="0"/>
-              <w:spacing w:line="277" w:lineRule="auto"/>
-              <w:textAlignment w:val="baseline"/>
-              <w:rPr>
-                <w:sz w:val="20"/>
-                <w:szCs w:val="20"/>
-              </w:rPr>
-            </w:pPr>
-          </w:p>
-          <w:p>
-            <w:pPr>
-              <w:pStyle w:val="25"/>
-              <w:keepNext w:val="0"/>
-              <w:keepLines w:val="0"/>
-              <w:pageBreakBefore w:val="0"/>
-              <w:widowControl w:val="0"/>
-              <w:kinsoku w:val="0"/>
-              <w:wordWrap/>
-              <w:overflowPunct/>
-              <w:topLinePunct w:val="0"/>
-              <w:autoSpaceDE w:val="0"/>
-              <w:autoSpaceDN w:val="0"/>
-              <w:bidi w:val="0"/>
-              <w:adjustRightInd w:val="0"/>
-              <w:snapToGrid w:val="0"/>
-              <w:spacing w:line="277" w:lineRule="auto"/>
-              <w:textAlignment w:val="baseline"/>
-              <w:rPr>
-                <w:sz w:val="20"/>
-                <w:szCs w:val="20"/>
-              </w:rPr>
-            </w:pPr>
-          </w:p>
-          <w:p>
-            <w:pPr>
-              <w:keepNext w:val="0"/>
-              <w:keepLines w:val="0"/>
-              <w:pageBreakBefore w:val="0"/>
-              <w:widowControl w:val="0"/>
-              <w:kinsoku w:val="0"/>
-              <w:wordWrap/>
-              <w:overflowPunct/>
-              <w:topLinePunct w:val="0"/>
-              <w:autoSpaceDE w:val="0"/>
-              <w:autoSpaceDN w:val="0"/>
-              <w:bidi w:val="0"/>
-              <w:adjustRightInd w:val="0"/>
-              <w:snapToGrid w:val="0"/>
-              <w:textAlignment w:val="baseline"/>
-              <w:rPr>
-                <w:sz w:val="20"/>
-                <w:szCs w:val="20"/>
-              </w:rPr>
-            </w:pPr>
-          </w:p>
+            <w:tcW w:w="1533" w:type="dxa"/>
+            <w:vAlign w:val="center"/>
+          </w:tcPr>
           <w:p>
             <w:pPr>
               <w:keepNext w:val="0"/>
@@ -9885,7 +9756,8 @@
               <w:adjustRightInd w:val="0"/>
               <w:snapToGrid w:val="0"/>
               <w:spacing w:before="78" w:line="247" w:lineRule="auto"/>
-              <w:ind w:right="132"/>
+              <w:ind w:left="0" w:leftChars="0" w:right="0" w:rightChars="0" w:firstLine="0" w:firstLineChars="0"/>
+              <w:jc w:val="center"/>
               <w:textAlignment w:val="baseline"/>
               <w:rPr>
                 <w:rFonts w:hint="default" w:ascii="宋体" w:hAnsi="宋体" w:eastAsia="宋体" w:cs="宋体"/>
@@ -9907,445 +9779,46 @@
         </w:tc>
         <w:tc>
           <w:tcPr>
-            <w:tcW w:w="4955" w:type="dxa"/>
-          </w:tcPr>
-          <w:p>
-            <w:pPr>
-              <w:keepNext w:val="0"/>
-              <w:keepLines w:val="0"/>
-              <w:pageBreakBefore w:val="0"/>
-              <w:widowControl w:val="0"/>
-              <w:kinsoku w:val="0"/>
-              <w:wordWrap/>
-              <w:overflowPunct/>
-              <w:topLinePunct w:val="0"/>
-              <w:autoSpaceDE w:val="0"/>
-              <w:autoSpaceDN w:val="0"/>
-              <w:bidi w:val="0"/>
-              <w:adjustRightInd w:val="0"/>
-              <w:snapToGrid w:val="0"/>
-              <w:spacing w:before="34" w:line="230" w:lineRule="auto"/>
-              <w:ind w:left="111" w:right="175" w:firstLine="8"/>
-              <w:textAlignment w:val="baseline"/>
-              <w:rPr>
-                <w:rFonts w:ascii="宋体" w:hAnsi="宋体" w:eastAsia="宋体" w:cs="宋体"/>
-                <w:sz w:val="20"/>
-                <w:szCs w:val="20"/>
-              </w:rPr>
-            </w:pPr>
-            <w:r>
-              <w:rPr>
-                <w:rFonts w:ascii="Calibri" w:hAnsi="Calibri" w:eastAsia="Calibri" w:cs="Calibri"/>
-                <w:spacing w:val="-2"/>
-                <w:sz w:val="20"/>
-                <w:szCs w:val="20"/>
-              </w:rPr>
-              <w:t>1</w:t>
-            </w:r>
-            <w:r>
-              <w:rPr>
-                <w:rFonts w:ascii="宋体" w:hAnsi="宋体" w:eastAsia="宋体" w:cs="宋体"/>
-                <w:spacing w:val="-2"/>
-                <w:sz w:val="20"/>
-                <w:szCs w:val="20"/>
-              </w:rPr>
-              <w:t>、选定项目组成员，成立项目组，安排任务</w:t>
-            </w:r>
-            <w:r>
-              <w:rPr>
-                <w:rFonts w:ascii="宋体" w:hAnsi="宋体" w:eastAsia="宋体" w:cs="宋体"/>
-                <w:spacing w:val="-4"/>
-                <w:sz w:val="20"/>
-                <w:szCs w:val="20"/>
-              </w:rPr>
-              <w:t>分工</w:t>
-            </w:r>
-          </w:p>
-          <w:p>
-            <w:pPr>
-              <w:keepNext w:val="0"/>
-              <w:keepLines w:val="0"/>
-              <w:pageBreakBefore w:val="0"/>
-              <w:widowControl w:val="0"/>
-              <w:kinsoku w:val="0"/>
-              <w:wordWrap/>
-              <w:overflowPunct/>
-              <w:topLinePunct w:val="0"/>
-              <w:autoSpaceDE w:val="0"/>
-              <w:autoSpaceDN w:val="0"/>
-              <w:bidi w:val="0"/>
-              <w:adjustRightInd w:val="0"/>
-              <w:snapToGrid w:val="0"/>
-              <w:spacing w:before="25" w:line="226" w:lineRule="auto"/>
-              <w:ind w:left="110" w:right="331" w:firstLine="2"/>
-              <w:textAlignment w:val="baseline"/>
-              <w:rPr>
-                <w:rFonts w:ascii="宋体" w:hAnsi="宋体" w:eastAsia="宋体" w:cs="宋体"/>
-                <w:sz w:val="20"/>
-                <w:szCs w:val="20"/>
-              </w:rPr>
-            </w:pPr>
-            <w:r>
-              <w:rPr>
-                <w:rFonts w:ascii="Calibri" w:hAnsi="Calibri" w:eastAsia="Calibri" w:cs="Calibri"/>
-                <w:spacing w:val="-1"/>
-                <w:sz w:val="20"/>
-                <w:szCs w:val="20"/>
-              </w:rPr>
-              <w:t>2</w:t>
-            </w:r>
-            <w:r>
-              <w:rPr>
-                <w:rFonts w:ascii="宋体" w:hAnsi="宋体" w:eastAsia="宋体" w:cs="宋体"/>
-                <w:spacing w:val="-1"/>
-                <w:sz w:val="20"/>
-                <w:szCs w:val="20"/>
-              </w:rPr>
-              <w:t>、与客户进行沟通和协调</w:t>
-            </w:r>
-            <w:r>
-              <w:rPr>
-                <w:rFonts w:ascii="Calibri" w:hAnsi="Calibri" w:eastAsia="Calibri" w:cs="Calibri"/>
-                <w:spacing w:val="-1"/>
-                <w:sz w:val="20"/>
-                <w:szCs w:val="20"/>
-              </w:rPr>
-              <w:t>(</w:t>
-            </w:r>
-            <w:r>
-              <w:rPr>
-                <w:rFonts w:ascii="宋体" w:hAnsi="宋体" w:eastAsia="宋体" w:cs="宋体"/>
-                <w:spacing w:val="-1"/>
-                <w:sz w:val="20"/>
-                <w:szCs w:val="20"/>
-              </w:rPr>
-              <w:t>业务需求或非业</w:t>
-            </w:r>
-            <w:r>
-              <w:rPr>
-                <w:rFonts w:ascii="宋体" w:hAnsi="宋体" w:eastAsia="宋体" w:cs="宋体"/>
-                <w:spacing w:val="-3"/>
-                <w:sz w:val="20"/>
-                <w:szCs w:val="20"/>
-              </w:rPr>
-              <w:t>务需求方面</w:t>
-            </w:r>
-            <w:r>
-              <w:rPr>
-                <w:rFonts w:ascii="Calibri" w:hAnsi="Calibri" w:eastAsia="Calibri" w:cs="Calibri"/>
-                <w:spacing w:val="-3"/>
-                <w:sz w:val="20"/>
-                <w:szCs w:val="20"/>
-              </w:rPr>
-              <w:t>)</w:t>
-            </w:r>
-            <w:r>
-              <w:rPr>
-                <w:rFonts w:ascii="宋体" w:hAnsi="宋体" w:eastAsia="宋体" w:cs="宋体"/>
-                <w:spacing w:val="-3"/>
-                <w:sz w:val="20"/>
-                <w:szCs w:val="20"/>
-              </w:rPr>
-              <w:t>，以及需求调研工作。</w:t>
-            </w:r>
-          </w:p>
-          <w:p>
-            <w:pPr>
-              <w:keepNext w:val="0"/>
-              <w:keepLines w:val="0"/>
-              <w:pageBreakBefore w:val="0"/>
-              <w:widowControl w:val="0"/>
-              <w:kinsoku w:val="0"/>
-              <w:wordWrap/>
-              <w:overflowPunct/>
-              <w:topLinePunct w:val="0"/>
-              <w:autoSpaceDE w:val="0"/>
-              <w:autoSpaceDN w:val="0"/>
-              <w:bidi w:val="0"/>
-              <w:adjustRightInd w:val="0"/>
-              <w:snapToGrid w:val="0"/>
-              <w:spacing w:before="37" w:line="229" w:lineRule="auto"/>
-              <w:ind w:left="109" w:firstLine="1"/>
-              <w:textAlignment w:val="baseline"/>
-              <w:rPr>
-                <w:rFonts w:ascii="宋体" w:hAnsi="宋体" w:eastAsia="宋体" w:cs="宋体"/>
-                <w:sz w:val="20"/>
-                <w:szCs w:val="20"/>
-              </w:rPr>
-            </w:pPr>
-            <w:r>
-              <w:rPr>
-                <w:rFonts w:ascii="Calibri" w:hAnsi="Calibri" w:eastAsia="Calibri" w:cs="Calibri"/>
-                <w:spacing w:val="-5"/>
-                <w:sz w:val="20"/>
-                <w:szCs w:val="20"/>
-              </w:rPr>
-              <w:t>3</w:t>
-            </w:r>
-            <w:r>
-              <w:rPr>
-                <w:rFonts w:ascii="宋体" w:hAnsi="宋体" w:eastAsia="宋体" w:cs="宋体"/>
-                <w:spacing w:val="-5"/>
-                <w:sz w:val="20"/>
-                <w:szCs w:val="20"/>
-              </w:rPr>
-              <w:t>、制定开发主计划，包括需求，设计，编码，测试这几个阶段的计划。</w:t>
-            </w:r>
-          </w:p>
-          <w:p>
-            <w:pPr>
-              <w:keepNext w:val="0"/>
-              <w:keepLines w:val="0"/>
-              <w:pageBreakBefore w:val="0"/>
-              <w:widowControl w:val="0"/>
-              <w:kinsoku w:val="0"/>
-              <w:wordWrap/>
-              <w:overflowPunct/>
-              <w:topLinePunct w:val="0"/>
-              <w:autoSpaceDE w:val="0"/>
-              <w:autoSpaceDN w:val="0"/>
-              <w:bidi w:val="0"/>
-              <w:adjustRightInd w:val="0"/>
-              <w:snapToGrid w:val="0"/>
-              <w:spacing w:before="27" w:line="218" w:lineRule="auto"/>
-              <w:ind w:left="104"/>
-              <w:textAlignment w:val="baseline"/>
-              <w:rPr>
-                <w:rFonts w:ascii="宋体" w:hAnsi="宋体" w:eastAsia="宋体" w:cs="宋体"/>
-                <w:sz w:val="20"/>
-                <w:szCs w:val="20"/>
-              </w:rPr>
-            </w:pPr>
-            <w:r>
-              <w:rPr>
-                <w:rFonts w:ascii="Calibri" w:hAnsi="Calibri" w:eastAsia="Calibri" w:cs="Calibri"/>
-                <w:spacing w:val="-4"/>
-                <w:sz w:val="20"/>
-                <w:szCs w:val="20"/>
-              </w:rPr>
-              <w:t>4</w:t>
-            </w:r>
-            <w:r>
-              <w:rPr>
-                <w:rFonts w:ascii="宋体" w:hAnsi="宋体" w:eastAsia="宋体" w:cs="宋体"/>
-                <w:spacing w:val="-4"/>
-                <w:sz w:val="20"/>
-                <w:szCs w:val="20"/>
-              </w:rPr>
-              <w:t>、估计项目开发费用</w:t>
-            </w:r>
-          </w:p>
-          <w:p>
-            <w:pPr>
-              <w:keepNext w:val="0"/>
-              <w:keepLines w:val="0"/>
-              <w:pageBreakBefore w:val="0"/>
-              <w:widowControl w:val="0"/>
-              <w:kinsoku w:val="0"/>
-              <w:wordWrap/>
-              <w:overflowPunct/>
-              <w:topLinePunct w:val="0"/>
-              <w:autoSpaceDE w:val="0"/>
-              <w:autoSpaceDN w:val="0"/>
-              <w:bidi w:val="0"/>
-              <w:adjustRightInd w:val="0"/>
-              <w:snapToGrid w:val="0"/>
-              <w:spacing w:before="28" w:line="230" w:lineRule="auto"/>
-              <w:ind w:left="107" w:right="224" w:firstLine="3"/>
-              <w:textAlignment w:val="baseline"/>
-              <w:rPr>
-                <w:rFonts w:ascii="宋体" w:hAnsi="宋体" w:eastAsia="宋体" w:cs="宋体"/>
-                <w:sz w:val="20"/>
-                <w:szCs w:val="20"/>
-              </w:rPr>
-            </w:pPr>
-            <w:r>
-              <w:rPr>
-                <w:rFonts w:ascii="Calibri" w:hAnsi="Calibri" w:eastAsia="Calibri" w:cs="Calibri"/>
-                <w:sz w:val="20"/>
-                <w:szCs w:val="20"/>
-              </w:rPr>
-              <w:t>5</w:t>
-            </w:r>
-            <w:r>
-              <w:rPr>
-                <w:rFonts w:ascii="宋体" w:hAnsi="宋体" w:eastAsia="宋体" w:cs="宋体"/>
-                <w:sz w:val="20"/>
-                <w:szCs w:val="20"/>
-              </w:rPr>
-              <w:t>、制定小组开发进度表</w:t>
-            </w:r>
-            <w:r>
-              <w:rPr>
-                <w:rFonts w:ascii="Calibri" w:hAnsi="Calibri" w:eastAsia="Calibri" w:cs="Calibri"/>
-                <w:sz w:val="20"/>
-                <w:szCs w:val="20"/>
-              </w:rPr>
-              <w:t xml:space="preserve">,  </w:t>
-            </w:r>
-            <w:r>
-              <w:rPr>
-                <w:rFonts w:ascii="宋体" w:hAnsi="宋体" w:eastAsia="宋体" w:cs="宋体"/>
-                <w:sz w:val="20"/>
-                <w:szCs w:val="20"/>
-              </w:rPr>
-              <w:t>对组内人员工</w:t>
-            </w:r>
-            <w:r>
-              <w:rPr>
-                <w:rFonts w:ascii="宋体" w:hAnsi="宋体" w:eastAsia="宋体" w:cs="宋体"/>
-                <w:spacing w:val="-1"/>
-                <w:sz w:val="20"/>
-                <w:szCs w:val="20"/>
-              </w:rPr>
-              <w:t>作进</w:t>
-            </w:r>
-            <w:r>
-              <w:rPr>
-                <w:rFonts w:ascii="宋体" w:hAnsi="宋体" w:eastAsia="宋体" w:cs="宋体"/>
-                <w:spacing w:val="-9"/>
-                <w:sz w:val="20"/>
-                <w:szCs w:val="20"/>
-              </w:rPr>
-              <w:t>度监控。</w:t>
-            </w:r>
-          </w:p>
-          <w:p>
-            <w:pPr>
-              <w:keepNext w:val="0"/>
-              <w:keepLines w:val="0"/>
-              <w:pageBreakBefore w:val="0"/>
-              <w:widowControl w:val="0"/>
-              <w:kinsoku w:val="0"/>
-              <w:wordWrap/>
-              <w:overflowPunct/>
-              <w:topLinePunct w:val="0"/>
-              <w:autoSpaceDE w:val="0"/>
-              <w:autoSpaceDN w:val="0"/>
-              <w:bidi w:val="0"/>
-              <w:adjustRightInd w:val="0"/>
-              <w:snapToGrid w:val="0"/>
-              <w:spacing w:before="25" w:line="230" w:lineRule="auto"/>
-              <w:ind w:left="110" w:right="179" w:firstLine="1"/>
-              <w:textAlignment w:val="baseline"/>
-              <w:rPr>
-                <w:rFonts w:ascii="宋体" w:hAnsi="宋体" w:eastAsia="宋体" w:cs="宋体"/>
-                <w:sz w:val="20"/>
-                <w:szCs w:val="20"/>
-              </w:rPr>
-            </w:pPr>
-            <w:r>
-              <w:rPr>
-                <w:rFonts w:ascii="Calibri" w:hAnsi="Calibri" w:eastAsia="Calibri" w:cs="Calibri"/>
-                <w:spacing w:val="-2"/>
-                <w:sz w:val="20"/>
-                <w:szCs w:val="20"/>
-              </w:rPr>
-              <w:t>6</w:t>
-            </w:r>
-            <w:r>
-              <w:rPr>
-                <w:rFonts w:ascii="宋体" w:hAnsi="宋体" w:eastAsia="宋体" w:cs="宋体"/>
-                <w:spacing w:val="-2"/>
-                <w:sz w:val="20"/>
-                <w:szCs w:val="20"/>
-              </w:rPr>
-              <w:t>、和客户进行沟通，进行需求调研，汇总需</w:t>
-            </w:r>
-            <w:r>
-              <w:rPr>
-                <w:rFonts w:ascii="宋体" w:hAnsi="宋体" w:eastAsia="宋体" w:cs="宋体"/>
-                <w:spacing w:val="-1"/>
-                <w:sz w:val="20"/>
-                <w:szCs w:val="20"/>
-              </w:rPr>
-              <w:t>求分析文档，并编写系统总体设计方案</w:t>
-            </w:r>
-          </w:p>
-          <w:p>
-            <w:pPr>
-              <w:keepNext w:val="0"/>
-              <w:keepLines w:val="0"/>
-              <w:pageBreakBefore w:val="0"/>
-              <w:widowControl w:val="0"/>
-              <w:kinsoku w:val="0"/>
-              <w:wordWrap/>
-              <w:overflowPunct/>
-              <w:topLinePunct w:val="0"/>
-              <w:autoSpaceDE w:val="0"/>
-              <w:autoSpaceDN w:val="0"/>
-              <w:bidi w:val="0"/>
-              <w:adjustRightInd w:val="0"/>
-              <w:snapToGrid w:val="0"/>
-              <w:spacing w:before="26" w:line="220" w:lineRule="auto"/>
-              <w:ind w:left="110"/>
-              <w:textAlignment w:val="baseline"/>
-              <w:rPr>
-                <w:rFonts w:ascii="宋体" w:hAnsi="宋体" w:eastAsia="宋体" w:cs="宋体"/>
-                <w:sz w:val="20"/>
-                <w:szCs w:val="20"/>
-              </w:rPr>
-            </w:pPr>
-            <w:r>
-              <w:rPr>
-                <w:rFonts w:ascii="Calibri" w:hAnsi="Calibri" w:eastAsia="Calibri" w:cs="Calibri"/>
-                <w:spacing w:val="-2"/>
-                <w:sz w:val="20"/>
-                <w:szCs w:val="20"/>
-              </w:rPr>
-              <w:t>7</w:t>
-            </w:r>
-            <w:r>
-              <w:rPr>
-                <w:rFonts w:ascii="宋体" w:hAnsi="宋体" w:eastAsia="宋体" w:cs="宋体"/>
-                <w:spacing w:val="-2"/>
-                <w:sz w:val="20"/>
-                <w:szCs w:val="20"/>
-              </w:rPr>
-              <w:t>、对文档的质量进行检查、把关</w:t>
-            </w:r>
-          </w:p>
-          <w:p>
-            <w:pPr>
-              <w:keepNext w:val="0"/>
-              <w:keepLines w:val="0"/>
-              <w:pageBreakBefore w:val="0"/>
-              <w:widowControl w:val="0"/>
-              <w:kinsoku w:val="0"/>
-              <w:wordWrap/>
-              <w:overflowPunct/>
-              <w:topLinePunct w:val="0"/>
-              <w:autoSpaceDE w:val="0"/>
-              <w:autoSpaceDN w:val="0"/>
-              <w:bidi w:val="0"/>
-              <w:adjustRightInd w:val="0"/>
-              <w:snapToGrid w:val="0"/>
-              <w:spacing w:before="27" w:line="202" w:lineRule="auto"/>
-              <w:ind w:left="108"/>
-              <w:textAlignment w:val="baseline"/>
-              <w:rPr>
-                <w:rFonts w:ascii="宋体" w:hAnsi="宋体" w:eastAsia="宋体" w:cs="宋体"/>
-                <w:sz w:val="20"/>
-                <w:szCs w:val="20"/>
-              </w:rPr>
-            </w:pPr>
-            <w:r>
-              <w:rPr>
-                <w:rFonts w:ascii="Calibri" w:hAnsi="Calibri" w:eastAsia="Calibri" w:cs="Calibri"/>
-                <w:spacing w:val="-2"/>
-                <w:sz w:val="20"/>
-                <w:szCs w:val="20"/>
-              </w:rPr>
-              <w:t>8</w:t>
-            </w:r>
-            <w:r>
-              <w:rPr>
-                <w:rFonts w:ascii="宋体" w:hAnsi="宋体" w:eastAsia="宋体" w:cs="宋体"/>
-                <w:spacing w:val="-2"/>
-                <w:sz w:val="20"/>
-                <w:szCs w:val="20"/>
-              </w:rPr>
-              <w:t>、对组内成员的工作进行指导</w:t>
+            <w:tcW w:w="4414" w:type="dxa"/>
+          </w:tcPr>
+          <w:p>
+            <w:r>
+              <w:t>1、选定项目组成员，成立项目组，安排任务分工</w:t>
+            </w:r>
+          </w:p>
+          <w:p>
+            <w:r>
+              <w:t>2、与客户进行沟通和协调(业务需求或非业务需求方面)，以及需求调研工作。</w:t>
+            </w:r>
+          </w:p>
+          <w:p>
+            <w:r>
+              <w:t>3、制定开发主计划，包括需求，设计，编码，测试这几个阶段的计划。</w:t>
+            </w:r>
+          </w:p>
+          <w:p>
+            <w:r>
+              <w:t>4、估计项目开发费用</w:t>
+            </w:r>
+          </w:p>
+          <w:p>
+            <w:r>
+              <w:t>5、制定小组开发进度表,  对组内人员工作进度监控。</w:t>
+            </w:r>
+          </w:p>
+          <w:p>
+            <w:r>
+              <w:t>6、和客户进行沟通，进行需求调研，汇总需求分析文档，并编写系统总体设计方案</w:t>
+            </w:r>
+          </w:p>
+          <w:p>
+            <w:r>
+              <w:t>7、对文档的质量进行检查、把关</w:t>
+            </w:r>
+          </w:p>
+          <w:p>
+            <w:r>
+              <w:t>8、对组内成员的工作进行指导</w:t>
             </w:r>
           </w:p>
         </w:tc>
@@ -10354,219 +9827,23 @@
             <w:tcW w:w="2412" w:type="dxa"/>
           </w:tcPr>
           <w:p>
-            <w:pPr>
-              <w:keepNext w:val="0"/>
-              <w:keepLines w:val="0"/>
-              <w:pageBreakBefore w:val="0"/>
-              <w:widowControl w:val="0"/>
-              <w:kinsoku w:val="0"/>
-              <w:wordWrap/>
-              <w:overflowPunct/>
-              <w:topLinePunct w:val="0"/>
-              <w:autoSpaceDE w:val="0"/>
-              <w:autoSpaceDN w:val="0"/>
-              <w:bidi w:val="0"/>
-              <w:adjustRightInd w:val="0"/>
-              <w:snapToGrid w:val="0"/>
-              <w:spacing w:before="78" w:line="230" w:lineRule="auto"/>
-              <w:ind w:left="116" w:right="268" w:firstLine="9"/>
-              <w:textAlignment w:val="baseline"/>
-              <w:rPr>
-                <w:rFonts w:ascii="宋体" w:hAnsi="宋体" w:eastAsia="宋体" w:cs="宋体"/>
-                <w:sz w:val="20"/>
-                <w:szCs w:val="20"/>
-              </w:rPr>
-            </w:pPr>
-            <w:r>
-              <w:rPr>
-                <w:rFonts w:ascii="Calibri" w:hAnsi="Calibri" w:eastAsia="Calibri" w:cs="Calibri"/>
-                <w:spacing w:val="-4"/>
-                <w:sz w:val="20"/>
-                <w:szCs w:val="20"/>
-              </w:rPr>
-              <w:t>1</w:t>
-            </w:r>
-            <w:r>
-              <w:rPr>
-                <w:rFonts w:ascii="宋体" w:hAnsi="宋体" w:eastAsia="宋体" w:cs="宋体"/>
-                <w:spacing w:val="-4"/>
-                <w:sz w:val="20"/>
-                <w:szCs w:val="20"/>
-              </w:rPr>
-              <w:t>、对客户的沟通协</w:t>
-            </w:r>
-            <w:r>
-              <w:rPr>
-                <w:rFonts w:ascii="宋体" w:hAnsi="宋体" w:eastAsia="宋体" w:cs="宋体"/>
-                <w:spacing w:val="-10"/>
-                <w:sz w:val="20"/>
-                <w:szCs w:val="20"/>
-              </w:rPr>
-              <w:t>调工作负责；</w:t>
-            </w:r>
-          </w:p>
-          <w:p>
-            <w:pPr>
-              <w:keepNext w:val="0"/>
-              <w:keepLines w:val="0"/>
-              <w:pageBreakBefore w:val="0"/>
-              <w:widowControl w:val="0"/>
-              <w:kinsoku w:val="0"/>
-              <w:wordWrap/>
-              <w:overflowPunct/>
-              <w:topLinePunct w:val="0"/>
-              <w:autoSpaceDE w:val="0"/>
-              <w:autoSpaceDN w:val="0"/>
-              <w:bidi w:val="0"/>
-              <w:adjustRightInd w:val="0"/>
-              <w:snapToGrid w:val="0"/>
-              <w:spacing w:before="26" w:line="230" w:lineRule="auto"/>
-              <w:ind w:left="116" w:right="137" w:firstLine="2"/>
-              <w:textAlignment w:val="baseline"/>
-              <w:rPr>
-                <w:rFonts w:ascii="宋体" w:hAnsi="宋体" w:eastAsia="宋体" w:cs="宋体"/>
-                <w:sz w:val="20"/>
-                <w:szCs w:val="20"/>
-              </w:rPr>
-            </w:pPr>
-            <w:r>
-              <w:rPr>
-                <w:rFonts w:ascii="Calibri" w:hAnsi="Calibri" w:eastAsia="Calibri" w:cs="Calibri"/>
-                <w:spacing w:val="-3"/>
-                <w:sz w:val="20"/>
-                <w:szCs w:val="20"/>
-              </w:rPr>
-              <w:t>2</w:t>
-            </w:r>
-            <w:r>
-              <w:rPr>
-                <w:rFonts w:ascii="宋体" w:hAnsi="宋体" w:eastAsia="宋体" w:cs="宋体"/>
-                <w:spacing w:val="-3"/>
-                <w:sz w:val="20"/>
-                <w:szCs w:val="20"/>
-              </w:rPr>
-              <w:t>、对软件的开发效</w:t>
-            </w:r>
-            <w:r>
-              <w:rPr>
-                <w:rFonts w:ascii="宋体" w:hAnsi="宋体" w:eastAsia="宋体" w:cs="宋体"/>
-                <w:spacing w:val="-2"/>
-                <w:sz w:val="20"/>
-                <w:szCs w:val="20"/>
-              </w:rPr>
-              <w:t>率、质量、费用负责</w:t>
-            </w:r>
-          </w:p>
-          <w:p>
-            <w:pPr>
-              <w:keepNext w:val="0"/>
-              <w:keepLines w:val="0"/>
-              <w:pageBreakBefore w:val="0"/>
-              <w:widowControl w:val="0"/>
-              <w:kinsoku w:val="0"/>
-              <w:wordWrap/>
-              <w:overflowPunct/>
-              <w:topLinePunct w:val="0"/>
-              <w:autoSpaceDE w:val="0"/>
-              <w:autoSpaceDN w:val="0"/>
-              <w:bidi w:val="0"/>
-              <w:adjustRightInd w:val="0"/>
-              <w:snapToGrid w:val="0"/>
-              <w:spacing w:before="25" w:line="230" w:lineRule="auto"/>
-              <w:ind w:left="116" w:right="265"/>
-              <w:textAlignment w:val="baseline"/>
-              <w:rPr>
-                <w:rFonts w:ascii="宋体" w:hAnsi="宋体" w:eastAsia="宋体" w:cs="宋体"/>
-                <w:sz w:val="20"/>
-                <w:szCs w:val="20"/>
-              </w:rPr>
-            </w:pPr>
-            <w:r>
-              <w:rPr>
-                <w:rFonts w:ascii="Calibri" w:hAnsi="Calibri" w:eastAsia="Calibri" w:cs="Calibri"/>
-                <w:spacing w:val="-3"/>
-                <w:sz w:val="20"/>
-                <w:szCs w:val="20"/>
-              </w:rPr>
-              <w:t>3</w:t>
-            </w:r>
-            <w:r>
-              <w:rPr>
-                <w:rFonts w:ascii="宋体" w:hAnsi="宋体" w:eastAsia="宋体" w:cs="宋体"/>
-                <w:spacing w:val="-3"/>
-                <w:sz w:val="20"/>
-                <w:szCs w:val="20"/>
-              </w:rPr>
-              <w:t>、对用户的需求分</w:t>
-            </w:r>
-            <w:r>
-              <w:rPr>
-                <w:rFonts w:ascii="宋体" w:hAnsi="宋体" w:eastAsia="宋体" w:cs="宋体"/>
-                <w:spacing w:val="-9"/>
-                <w:sz w:val="20"/>
-                <w:szCs w:val="20"/>
-              </w:rPr>
-              <w:t>析的质量负责；</w:t>
-            </w:r>
-          </w:p>
-          <w:p>
-            <w:pPr>
-              <w:keepNext w:val="0"/>
-              <w:keepLines w:val="0"/>
-              <w:pageBreakBefore w:val="0"/>
-              <w:widowControl w:val="0"/>
-              <w:kinsoku w:val="0"/>
-              <w:wordWrap/>
-              <w:overflowPunct/>
-              <w:topLinePunct w:val="0"/>
-              <w:autoSpaceDE w:val="0"/>
-              <w:autoSpaceDN w:val="0"/>
-              <w:bidi w:val="0"/>
-              <w:adjustRightInd w:val="0"/>
-              <w:snapToGrid w:val="0"/>
-              <w:spacing w:before="25" w:line="234" w:lineRule="auto"/>
-              <w:ind w:left="116" w:right="50" w:hanging="6"/>
-              <w:textAlignment w:val="baseline"/>
-              <w:rPr>
-                <w:rFonts w:ascii="宋体" w:hAnsi="宋体" w:eastAsia="宋体" w:cs="宋体"/>
-                <w:sz w:val="20"/>
-                <w:szCs w:val="20"/>
-              </w:rPr>
-            </w:pPr>
-            <w:r>
-              <w:rPr>
-                <w:rFonts w:ascii="Calibri" w:hAnsi="Calibri" w:eastAsia="Calibri" w:cs="Calibri"/>
-                <w:spacing w:val="-5"/>
-                <w:sz w:val="20"/>
-                <w:szCs w:val="20"/>
-              </w:rPr>
-              <w:t>4</w:t>
-            </w:r>
-            <w:r>
-              <w:rPr>
-                <w:rFonts w:ascii="宋体" w:hAnsi="宋体" w:eastAsia="宋体" w:cs="宋体"/>
-                <w:spacing w:val="-5"/>
-                <w:sz w:val="20"/>
-                <w:szCs w:val="20"/>
-              </w:rPr>
-              <w:t>、对系统总体设计、</w:t>
-            </w:r>
-            <w:r>
-              <w:rPr>
-                <w:rFonts w:ascii="宋体" w:hAnsi="宋体" w:eastAsia="宋体" w:cs="宋体"/>
-                <w:spacing w:val="-2"/>
-                <w:sz w:val="20"/>
-                <w:szCs w:val="20"/>
-              </w:rPr>
-              <w:t>详细设计文档质量负</w:t>
-            </w:r>
-            <w:r>
-              <w:rPr>
-                <w:rFonts w:ascii="宋体" w:hAnsi="宋体" w:eastAsia="宋体" w:cs="宋体"/>
-                <w:sz w:val="20"/>
-                <w:szCs w:val="20"/>
-              </w:rPr>
-              <w:t>责</w:t>
+            <w:r>
+              <w:t>1、对客户的沟通协调工作负责；</w:t>
+            </w:r>
+          </w:p>
+          <w:p>
+            <w:r>
+              <w:t>2、对软件的开发效率、质量、费用负责</w:t>
+            </w:r>
+          </w:p>
+          <w:p>
+            <w:r>
+              <w:t>3、对用户的需求分析的质量负责；</w:t>
+            </w:r>
+          </w:p>
+          <w:p>
+            <w:r>
+              <w:t>4、对系统总体设计、详细设计文档质量负责</w:t>
             </w:r>
           </w:p>
         </w:tc>
@@ -10590,128 +9867,13 @@
         </w:tblPrEx>
         <w:trPr>
           <w:trHeight w:val="2431" w:hRule="atLeast"/>
+          <w:jc w:val="center"/>
         </w:trPr>
         <w:tc>
           <w:tcPr>
-            <w:tcW w:w="992" w:type="dxa"/>
-          </w:tcPr>
-          <w:p>
-            <w:pPr>
-              <w:pStyle w:val="25"/>
-              <w:keepNext w:val="0"/>
-              <w:keepLines w:val="0"/>
-              <w:pageBreakBefore w:val="0"/>
-              <w:widowControl w:val="0"/>
-              <w:kinsoku w:val="0"/>
-              <w:wordWrap/>
-              <w:overflowPunct/>
-              <w:topLinePunct w:val="0"/>
-              <w:autoSpaceDE w:val="0"/>
-              <w:autoSpaceDN w:val="0"/>
-              <w:bidi w:val="0"/>
-              <w:adjustRightInd w:val="0"/>
-              <w:snapToGrid w:val="0"/>
-              <w:textAlignment w:val="baseline"/>
-              <w:rPr>
-                <w:sz w:val="20"/>
-                <w:szCs w:val="20"/>
-              </w:rPr>
-            </w:pPr>
-          </w:p>
-          <w:p>
-            <w:pPr>
-              <w:pStyle w:val="25"/>
-              <w:keepNext w:val="0"/>
-              <w:keepLines w:val="0"/>
-              <w:pageBreakBefore w:val="0"/>
-              <w:widowControl w:val="0"/>
-              <w:kinsoku w:val="0"/>
-              <w:wordWrap/>
-              <w:overflowPunct/>
-              <w:topLinePunct w:val="0"/>
-              <w:autoSpaceDE w:val="0"/>
-              <w:autoSpaceDN w:val="0"/>
-              <w:bidi w:val="0"/>
-              <w:adjustRightInd w:val="0"/>
-              <w:snapToGrid w:val="0"/>
-              <w:textAlignment w:val="baseline"/>
-              <w:rPr>
-                <w:sz w:val="20"/>
-                <w:szCs w:val="20"/>
-              </w:rPr>
-            </w:pPr>
-          </w:p>
-          <w:p>
-            <w:pPr>
-              <w:pStyle w:val="25"/>
-              <w:keepNext w:val="0"/>
-              <w:keepLines w:val="0"/>
-              <w:pageBreakBefore w:val="0"/>
-              <w:widowControl w:val="0"/>
-              <w:kinsoku w:val="0"/>
-              <w:wordWrap/>
-              <w:overflowPunct/>
-              <w:topLinePunct w:val="0"/>
-              <w:autoSpaceDE w:val="0"/>
-              <w:autoSpaceDN w:val="0"/>
-              <w:bidi w:val="0"/>
-              <w:adjustRightInd w:val="0"/>
-              <w:snapToGrid w:val="0"/>
-              <w:textAlignment w:val="baseline"/>
-              <w:rPr>
-                <w:sz w:val="20"/>
-                <w:szCs w:val="20"/>
-              </w:rPr>
-            </w:pPr>
-          </w:p>
-          <w:p>
-            <w:pPr>
-              <w:pStyle w:val="25"/>
-              <w:keepNext w:val="0"/>
-              <w:keepLines w:val="0"/>
-              <w:pageBreakBefore w:val="0"/>
-              <w:widowControl w:val="0"/>
-              <w:kinsoku w:val="0"/>
-              <w:wordWrap/>
-              <w:overflowPunct/>
-              <w:topLinePunct w:val="0"/>
-              <w:autoSpaceDE w:val="0"/>
-              <w:autoSpaceDN w:val="0"/>
-              <w:bidi w:val="0"/>
-              <w:adjustRightInd w:val="0"/>
-              <w:snapToGrid w:val="0"/>
-              <w:spacing w:line="241" w:lineRule="auto"/>
-              <w:textAlignment w:val="baseline"/>
-              <w:rPr>
-                <w:sz w:val="20"/>
-                <w:szCs w:val="20"/>
-              </w:rPr>
-            </w:pPr>
-          </w:p>
-          <w:p>
-            <w:pPr>
-              <w:pStyle w:val="25"/>
-              <w:keepNext w:val="0"/>
-              <w:keepLines w:val="0"/>
-              <w:pageBreakBefore w:val="0"/>
-              <w:widowControl w:val="0"/>
-              <w:kinsoku w:val="0"/>
-              <w:wordWrap/>
-              <w:overflowPunct/>
-              <w:topLinePunct w:val="0"/>
-              <w:autoSpaceDE w:val="0"/>
-              <w:autoSpaceDN w:val="0"/>
-              <w:bidi w:val="0"/>
-              <w:adjustRightInd w:val="0"/>
-              <w:snapToGrid w:val="0"/>
-              <w:spacing w:line="241" w:lineRule="auto"/>
-              <w:textAlignment w:val="baseline"/>
-              <w:rPr>
-                <w:sz w:val="20"/>
-                <w:szCs w:val="20"/>
-              </w:rPr>
-            </w:pPr>
-          </w:p>
+            <w:tcW w:w="1533" w:type="dxa"/>
+            <w:vAlign w:val="center"/>
+          </w:tcPr>
           <w:p>
             <w:pPr>
               <w:keepNext w:val="0"/>
@@ -10728,7 +9890,8 @@
               <w:adjustRightInd w:val="0"/>
               <w:snapToGrid w:val="0"/>
               <w:spacing w:before="78" w:line="242" w:lineRule="auto"/>
-              <w:ind w:left="258" w:right="132" w:hanging="117"/>
+              <w:ind w:left="0" w:leftChars="0" w:right="0" w:rightChars="0" w:firstLine="0" w:firstLineChars="0"/>
+              <w:jc w:val="center"/>
               <w:textAlignment w:val="baseline"/>
               <w:rPr>
                 <w:rFonts w:hint="default" w:ascii="宋体" w:hAnsi="宋体" w:eastAsia="宋体" w:cs="宋体"/>
@@ -10751,373 +9914,36 @@
         </w:tc>
         <w:tc>
           <w:tcPr>
-            <w:tcW w:w="4955" w:type="dxa"/>
-          </w:tcPr>
-          <w:p>
-            <w:pPr>
-              <w:keepNext w:val="0"/>
-              <w:keepLines w:val="0"/>
-              <w:pageBreakBefore w:val="0"/>
-              <w:widowControl w:val="0"/>
-              <w:kinsoku w:val="0"/>
-              <w:wordWrap/>
-              <w:overflowPunct/>
-              <w:topLinePunct w:val="0"/>
-              <w:autoSpaceDE w:val="0"/>
-              <w:autoSpaceDN w:val="0"/>
-              <w:bidi w:val="0"/>
-              <w:adjustRightInd w:val="0"/>
-              <w:snapToGrid w:val="0"/>
-              <w:spacing w:before="39" w:line="220" w:lineRule="auto"/>
-              <w:ind w:left="119"/>
-              <w:textAlignment w:val="baseline"/>
-              <w:rPr>
-                <w:rFonts w:ascii="宋体" w:hAnsi="宋体" w:eastAsia="宋体" w:cs="宋体"/>
-                <w:sz w:val="20"/>
-                <w:szCs w:val="20"/>
-              </w:rPr>
-            </w:pPr>
-            <w:r>
-              <w:rPr>
-                <w:rFonts w:ascii="Calibri" w:hAnsi="Calibri" w:eastAsia="Calibri" w:cs="Calibri"/>
-                <w:spacing w:val="-3"/>
-                <w:sz w:val="20"/>
-                <w:szCs w:val="20"/>
-              </w:rPr>
-              <w:t>1</w:t>
-            </w:r>
-            <w:r>
-              <w:rPr>
-                <w:rFonts w:ascii="宋体" w:hAnsi="宋体" w:eastAsia="宋体" w:cs="宋体"/>
-                <w:spacing w:val="-3"/>
-                <w:sz w:val="20"/>
-                <w:szCs w:val="20"/>
-              </w:rPr>
-              <w:t>、负责系统的模块设计，详细设计文档</w:t>
-            </w:r>
-          </w:p>
-          <w:p>
-            <w:pPr>
-              <w:keepNext w:val="0"/>
-              <w:keepLines w:val="0"/>
-              <w:pageBreakBefore w:val="0"/>
-              <w:widowControl w:val="0"/>
-              <w:kinsoku w:val="0"/>
-              <w:wordWrap/>
-              <w:overflowPunct/>
-              <w:topLinePunct w:val="0"/>
-              <w:autoSpaceDE w:val="0"/>
-              <w:autoSpaceDN w:val="0"/>
-              <w:bidi w:val="0"/>
-              <w:adjustRightInd w:val="0"/>
-              <w:snapToGrid w:val="0"/>
-              <w:spacing w:before="25" w:line="225" w:lineRule="auto"/>
-              <w:ind w:left="112" w:right="200"/>
-              <w:textAlignment w:val="baseline"/>
-              <w:rPr>
-                <w:rFonts w:ascii="宋体" w:hAnsi="宋体" w:eastAsia="宋体" w:cs="宋体"/>
-                <w:sz w:val="20"/>
-                <w:szCs w:val="20"/>
-              </w:rPr>
-            </w:pPr>
-            <w:r>
-              <w:rPr>
-                <w:rFonts w:ascii="Calibri" w:hAnsi="Calibri" w:eastAsia="Calibri" w:cs="Calibri"/>
-                <w:spacing w:val="-3"/>
-                <w:sz w:val="20"/>
-                <w:szCs w:val="20"/>
-              </w:rPr>
-              <w:t>2</w:t>
-            </w:r>
-            <w:r>
-              <w:rPr>
-                <w:rFonts w:ascii="宋体" w:hAnsi="宋体" w:eastAsia="宋体" w:cs="宋体"/>
-                <w:spacing w:val="-3"/>
-                <w:sz w:val="20"/>
-                <w:szCs w:val="20"/>
-              </w:rPr>
-              <w:t>、绘制界面原型</w:t>
-            </w:r>
-            <w:r>
-              <w:rPr>
-                <w:rFonts w:ascii="宋体" w:hAnsi="宋体" w:eastAsia="宋体" w:cs="宋体"/>
-                <w:spacing w:val="-24"/>
-                <w:sz w:val="20"/>
-                <w:szCs w:val="20"/>
-              </w:rPr>
-              <w:t xml:space="preserve"> </w:t>
-            </w:r>
-            <w:r>
-              <w:rPr>
-                <w:rFonts w:ascii="Calibri" w:hAnsi="Calibri" w:eastAsia="Calibri" w:cs="Calibri"/>
-                <w:spacing w:val="-3"/>
-                <w:sz w:val="20"/>
-                <w:szCs w:val="20"/>
-              </w:rPr>
-              <w:t>demo</w:t>
-            </w:r>
-            <w:r>
-              <w:rPr>
-                <w:rFonts w:ascii="Calibri" w:hAnsi="Calibri" w:eastAsia="Calibri" w:cs="Calibri"/>
-                <w:spacing w:val="18"/>
-                <w:sz w:val="20"/>
-                <w:szCs w:val="20"/>
-              </w:rPr>
-              <w:t xml:space="preserve"> </w:t>
-            </w:r>
-            <w:r>
-              <w:rPr>
-                <w:rFonts w:ascii="宋体" w:hAnsi="宋体" w:eastAsia="宋体" w:cs="宋体"/>
-                <w:spacing w:val="-3"/>
-                <w:sz w:val="20"/>
-                <w:szCs w:val="20"/>
-              </w:rPr>
-              <w:t>等，设计功能使用的具体描述、行为者、前置条件、后置条件、</w:t>
-            </w:r>
-          </w:p>
-          <w:p>
-            <w:pPr>
-              <w:keepNext w:val="0"/>
-              <w:keepLines w:val="0"/>
-              <w:pageBreakBefore w:val="0"/>
-              <w:widowControl w:val="0"/>
-              <w:kinsoku w:val="0"/>
-              <w:wordWrap/>
-              <w:overflowPunct/>
-              <w:topLinePunct w:val="0"/>
-              <w:autoSpaceDE w:val="0"/>
-              <w:autoSpaceDN w:val="0"/>
-              <w:bidi w:val="0"/>
-              <w:adjustRightInd w:val="0"/>
-              <w:snapToGrid w:val="0"/>
-              <w:spacing w:before="1" w:line="243" w:lineRule="auto"/>
-              <w:ind w:left="110" w:right="286" w:firstLine="8"/>
-              <w:textAlignment w:val="baseline"/>
-              <w:rPr>
-                <w:rFonts w:ascii="宋体" w:hAnsi="宋体" w:eastAsia="宋体" w:cs="宋体"/>
-                <w:sz w:val="20"/>
-                <w:szCs w:val="20"/>
-              </w:rPr>
-            </w:pPr>
-            <w:r>
-              <w:rPr>
-                <w:rFonts w:ascii="Calibri" w:hAnsi="Calibri" w:eastAsia="Calibri" w:cs="Calibri"/>
-                <w:spacing w:val="-2"/>
-                <w:sz w:val="20"/>
-                <w:szCs w:val="20"/>
-              </w:rPr>
-              <w:t>UI</w:t>
-            </w:r>
-            <w:r>
-              <w:rPr>
-                <w:rFonts w:ascii="Calibri" w:hAnsi="Calibri" w:eastAsia="Calibri" w:cs="Calibri"/>
-                <w:spacing w:val="26"/>
-                <w:w w:val="101"/>
-                <w:sz w:val="20"/>
-                <w:szCs w:val="20"/>
-              </w:rPr>
-              <w:t xml:space="preserve"> </w:t>
-            </w:r>
-            <w:r>
-              <w:rPr>
-                <w:rFonts w:ascii="宋体" w:hAnsi="宋体" w:eastAsia="宋体" w:cs="宋体"/>
-                <w:spacing w:val="-2"/>
-                <w:sz w:val="20"/>
-                <w:szCs w:val="20"/>
-              </w:rPr>
-              <w:t>描述、业务流程</w:t>
-            </w:r>
-            <w:r>
-              <w:rPr>
-                <w:rFonts w:ascii="Calibri" w:hAnsi="Calibri" w:eastAsia="Calibri" w:cs="Calibri"/>
-                <w:spacing w:val="-2"/>
-                <w:sz w:val="20"/>
-                <w:szCs w:val="20"/>
-              </w:rPr>
-              <w:t>/</w:t>
-            </w:r>
-            <w:r>
-              <w:rPr>
-                <w:rFonts w:ascii="宋体" w:hAnsi="宋体" w:eastAsia="宋体" w:cs="宋体"/>
-                <w:spacing w:val="-2"/>
-                <w:sz w:val="20"/>
-                <w:szCs w:val="20"/>
-              </w:rPr>
-              <w:t>子流程</w:t>
-            </w:r>
-            <w:r>
-              <w:rPr>
-                <w:rFonts w:ascii="Calibri" w:hAnsi="Calibri" w:eastAsia="Calibri" w:cs="Calibri"/>
-                <w:spacing w:val="-2"/>
-                <w:sz w:val="20"/>
-                <w:szCs w:val="20"/>
-              </w:rPr>
-              <w:t>/</w:t>
-            </w:r>
-            <w:r>
-              <w:rPr>
-                <w:rFonts w:ascii="宋体" w:hAnsi="宋体" w:eastAsia="宋体" w:cs="宋体"/>
-                <w:spacing w:val="-2"/>
-                <w:sz w:val="20"/>
-                <w:szCs w:val="20"/>
-              </w:rPr>
-              <w:t>分支流程，界面</w:t>
-            </w:r>
-            <w:r>
-              <w:rPr>
-                <w:rFonts w:ascii="宋体" w:hAnsi="宋体" w:eastAsia="宋体" w:cs="宋体"/>
-                <w:spacing w:val="-1"/>
-                <w:sz w:val="20"/>
-                <w:szCs w:val="20"/>
-              </w:rPr>
-              <w:t>说明等，完成大部分的前端设计，小部分的</w:t>
-            </w:r>
-            <w:r>
-              <w:rPr>
-                <w:rFonts w:ascii="宋体" w:hAnsi="宋体" w:eastAsia="宋体" w:cs="宋体"/>
-                <w:spacing w:val="-8"/>
-                <w:sz w:val="20"/>
-                <w:szCs w:val="20"/>
-              </w:rPr>
-              <w:t>后端设计。</w:t>
-            </w:r>
-          </w:p>
-          <w:p>
-            <w:pPr>
-              <w:keepNext w:val="0"/>
-              <w:keepLines w:val="0"/>
-              <w:pageBreakBefore w:val="0"/>
-              <w:widowControl w:val="0"/>
-              <w:kinsoku w:val="0"/>
-              <w:wordWrap/>
-              <w:overflowPunct/>
-              <w:topLinePunct w:val="0"/>
-              <w:autoSpaceDE w:val="0"/>
-              <w:autoSpaceDN w:val="0"/>
-              <w:bidi w:val="0"/>
-              <w:adjustRightInd w:val="0"/>
-              <w:snapToGrid w:val="0"/>
-              <w:spacing w:before="25" w:line="230" w:lineRule="auto"/>
-              <w:ind w:left="108" w:right="174" w:firstLine="2"/>
-              <w:textAlignment w:val="baseline"/>
-              <w:rPr>
-                <w:rFonts w:ascii="宋体" w:hAnsi="宋体" w:eastAsia="宋体" w:cs="宋体"/>
-                <w:sz w:val="20"/>
-                <w:szCs w:val="20"/>
-              </w:rPr>
-            </w:pPr>
-            <w:r>
-              <w:rPr>
-                <w:rFonts w:ascii="Calibri" w:hAnsi="Calibri" w:eastAsia="Calibri" w:cs="Calibri"/>
-                <w:spacing w:val="-2"/>
-                <w:sz w:val="20"/>
-                <w:szCs w:val="20"/>
-              </w:rPr>
-              <w:t>3</w:t>
-            </w:r>
-            <w:r>
-              <w:rPr>
-                <w:rFonts w:ascii="宋体" w:hAnsi="宋体" w:eastAsia="宋体" w:cs="宋体"/>
-                <w:spacing w:val="-2"/>
-                <w:sz w:val="20"/>
-                <w:szCs w:val="20"/>
-              </w:rPr>
-              <w:t>、负责技术难度大的模块的代码或者公用模</w:t>
-            </w:r>
-            <w:r>
-              <w:rPr>
-                <w:rFonts w:ascii="宋体" w:hAnsi="宋体" w:eastAsia="宋体" w:cs="宋体"/>
-                <w:spacing w:val="-1"/>
-                <w:sz w:val="20"/>
-                <w:szCs w:val="20"/>
-              </w:rPr>
-              <w:t>块代码的编写、维护</w:t>
-            </w:r>
-          </w:p>
-          <w:p>
-            <w:pPr>
-              <w:keepNext w:val="0"/>
-              <w:keepLines w:val="0"/>
-              <w:pageBreakBefore w:val="0"/>
-              <w:widowControl w:val="0"/>
-              <w:kinsoku w:val="0"/>
-              <w:wordWrap/>
-              <w:overflowPunct/>
-              <w:topLinePunct w:val="0"/>
-              <w:autoSpaceDE w:val="0"/>
-              <w:autoSpaceDN w:val="0"/>
-              <w:bidi w:val="0"/>
-              <w:adjustRightInd w:val="0"/>
-              <w:snapToGrid w:val="0"/>
-              <w:spacing w:before="26" w:line="220" w:lineRule="auto"/>
-              <w:ind w:left="104"/>
-              <w:textAlignment w:val="baseline"/>
-              <w:rPr>
-                <w:rFonts w:ascii="宋体" w:hAnsi="宋体" w:eastAsia="宋体" w:cs="宋体"/>
-                <w:sz w:val="20"/>
-                <w:szCs w:val="20"/>
-              </w:rPr>
-            </w:pPr>
-            <w:r>
-              <w:rPr>
-                <w:rFonts w:ascii="Calibri" w:hAnsi="Calibri" w:eastAsia="Calibri" w:cs="Calibri"/>
-                <w:spacing w:val="-2"/>
-                <w:sz w:val="20"/>
-                <w:szCs w:val="20"/>
-              </w:rPr>
-              <w:t>4</w:t>
-            </w:r>
-            <w:r>
-              <w:rPr>
-                <w:rFonts w:ascii="宋体" w:hAnsi="宋体" w:eastAsia="宋体" w:cs="宋体"/>
-                <w:spacing w:val="-2"/>
-                <w:sz w:val="20"/>
-                <w:szCs w:val="20"/>
-              </w:rPr>
-              <w:t>、对自己负责模块的详细设计、代码编写。</w:t>
-            </w:r>
-          </w:p>
-          <w:p>
-            <w:pPr>
-              <w:keepNext w:val="0"/>
-              <w:keepLines w:val="0"/>
-              <w:pageBreakBefore w:val="0"/>
-              <w:widowControl w:val="0"/>
-              <w:kinsoku w:val="0"/>
-              <w:wordWrap/>
-              <w:overflowPunct/>
-              <w:topLinePunct w:val="0"/>
-              <w:autoSpaceDE w:val="0"/>
-              <w:autoSpaceDN w:val="0"/>
-              <w:bidi w:val="0"/>
-              <w:adjustRightInd w:val="0"/>
-              <w:snapToGrid w:val="0"/>
-              <w:spacing w:before="26" w:line="203" w:lineRule="auto"/>
-              <w:ind w:left="110"/>
-              <w:textAlignment w:val="baseline"/>
-              <w:rPr>
-                <w:rFonts w:ascii="宋体" w:hAnsi="宋体" w:eastAsia="宋体" w:cs="宋体"/>
-                <w:sz w:val="20"/>
-                <w:szCs w:val="20"/>
-              </w:rPr>
-            </w:pPr>
-            <w:r>
-              <w:rPr>
-                <w:rFonts w:ascii="Calibri" w:hAnsi="Calibri" w:eastAsia="Calibri" w:cs="Calibri"/>
-                <w:spacing w:val="-2"/>
-                <w:sz w:val="20"/>
-                <w:szCs w:val="20"/>
-              </w:rPr>
-              <w:t>5</w:t>
-            </w:r>
-            <w:r>
-              <w:rPr>
-                <w:rFonts w:ascii="宋体" w:hAnsi="宋体" w:eastAsia="宋体" w:cs="宋体"/>
-                <w:spacing w:val="-2"/>
-                <w:sz w:val="20"/>
-                <w:szCs w:val="20"/>
-              </w:rPr>
-              <w:t>、对小组内人员进行技术指导</w:t>
+            <w:tcW w:w="4414" w:type="dxa"/>
+          </w:tcPr>
+          <w:p>
+            <w:r>
+              <w:t>1、负责系统的模块设计，详细设计文档</w:t>
+            </w:r>
+          </w:p>
+          <w:p>
+            <w:r>
+              <w:t>2、绘制界面原型demo等，设计功能使用的具体描述、行为者、前置条件、后置条件、</w:t>
+            </w:r>
+          </w:p>
+          <w:p>
+            <w:r>
+              <w:t>UI描述、业务流程/子流程/分支流程，界面说明等，完成大部分的前端设计，小部分的后端设计。</w:t>
+            </w:r>
+          </w:p>
+          <w:p>
+            <w:r>
+              <w:t>3、负责技术难度大的模块的代码或者公用模块代码的编写、维护</w:t>
+            </w:r>
+          </w:p>
+          <w:p>
+            <w:r>
+              <w:t>4、对自己负责模块的详细设计、代码编写。</w:t>
+            </w:r>
+          </w:p>
+          <w:p>
+            <w:r>
+              <w:t>5、对小组内人员进行技术指导</w:t>
             </w:r>
           </w:p>
         </w:tc>
@@ -11126,235 +9952,23 @@
             <w:tcW w:w="2412" w:type="dxa"/>
           </w:tcPr>
           <w:p>
-            <w:pPr>
-              <w:pStyle w:val="25"/>
-              <w:keepNext w:val="0"/>
-              <w:keepLines w:val="0"/>
-              <w:pageBreakBefore w:val="0"/>
-              <w:widowControl w:val="0"/>
-              <w:kinsoku w:val="0"/>
-              <w:wordWrap/>
-              <w:overflowPunct/>
-              <w:topLinePunct w:val="0"/>
-              <w:autoSpaceDE w:val="0"/>
-              <w:autoSpaceDN w:val="0"/>
-              <w:bidi w:val="0"/>
-              <w:adjustRightInd w:val="0"/>
-              <w:snapToGrid w:val="0"/>
-              <w:spacing w:line="271" w:lineRule="auto"/>
-              <w:textAlignment w:val="baseline"/>
-              <w:rPr>
-                <w:sz w:val="20"/>
-                <w:szCs w:val="20"/>
-              </w:rPr>
-            </w:pPr>
-          </w:p>
-          <w:p>
-            <w:pPr>
-              <w:keepNext w:val="0"/>
-              <w:keepLines w:val="0"/>
-              <w:pageBreakBefore w:val="0"/>
-              <w:widowControl w:val="0"/>
-              <w:kinsoku w:val="0"/>
-              <w:wordWrap/>
-              <w:overflowPunct/>
-              <w:topLinePunct w:val="0"/>
-              <w:autoSpaceDE w:val="0"/>
-              <w:autoSpaceDN w:val="0"/>
-              <w:bidi w:val="0"/>
-              <w:adjustRightInd w:val="0"/>
-              <w:snapToGrid w:val="0"/>
-              <w:spacing w:before="78" w:line="230" w:lineRule="auto"/>
-              <w:ind w:left="118" w:right="265" w:firstLine="7"/>
-              <w:textAlignment w:val="baseline"/>
-              <w:rPr>
-                <w:rFonts w:ascii="宋体" w:hAnsi="宋体" w:eastAsia="宋体" w:cs="宋体"/>
-                <w:sz w:val="20"/>
-                <w:szCs w:val="20"/>
-              </w:rPr>
-            </w:pPr>
-            <w:r>
-              <w:rPr>
-                <w:rFonts w:ascii="Calibri" w:hAnsi="Calibri" w:eastAsia="Calibri" w:cs="Calibri"/>
-                <w:spacing w:val="-4"/>
-                <w:sz w:val="20"/>
-                <w:szCs w:val="20"/>
-              </w:rPr>
-              <w:t>1</w:t>
-            </w:r>
-            <w:r>
-              <w:rPr>
-                <w:rFonts w:ascii="宋体" w:hAnsi="宋体" w:eastAsia="宋体" w:cs="宋体"/>
-                <w:spacing w:val="-4"/>
-                <w:sz w:val="20"/>
-                <w:szCs w:val="20"/>
-              </w:rPr>
-              <w:t>、对组内人员的开</w:t>
-            </w:r>
-            <w:r>
-              <w:rPr>
-                <w:rFonts w:ascii="宋体" w:hAnsi="宋体" w:eastAsia="宋体" w:cs="宋体"/>
-                <w:spacing w:val="-10"/>
-                <w:sz w:val="20"/>
-                <w:szCs w:val="20"/>
-              </w:rPr>
-              <w:t>发效率负责；</w:t>
-            </w:r>
-          </w:p>
-          <w:p>
-            <w:pPr>
-              <w:keepNext w:val="0"/>
-              <w:keepLines w:val="0"/>
-              <w:pageBreakBefore w:val="0"/>
-              <w:widowControl w:val="0"/>
-              <w:kinsoku w:val="0"/>
-              <w:wordWrap/>
-              <w:overflowPunct/>
-              <w:topLinePunct w:val="0"/>
-              <w:autoSpaceDE w:val="0"/>
-              <w:autoSpaceDN w:val="0"/>
-              <w:bidi w:val="0"/>
-              <w:adjustRightInd w:val="0"/>
-              <w:snapToGrid w:val="0"/>
-              <w:spacing w:before="25" w:line="230" w:lineRule="auto"/>
-              <w:ind w:left="123" w:right="265" w:hanging="5"/>
-              <w:textAlignment w:val="baseline"/>
-              <w:rPr>
-                <w:rFonts w:ascii="宋体" w:hAnsi="宋体" w:eastAsia="宋体" w:cs="宋体"/>
-                <w:sz w:val="20"/>
-                <w:szCs w:val="20"/>
-              </w:rPr>
-            </w:pPr>
-            <w:r>
-              <w:rPr>
-                <w:rFonts w:ascii="Calibri" w:hAnsi="Calibri" w:eastAsia="Calibri" w:cs="Calibri"/>
-                <w:spacing w:val="-3"/>
-                <w:sz w:val="20"/>
-                <w:szCs w:val="20"/>
-              </w:rPr>
-              <w:t>2</w:t>
-            </w:r>
-            <w:r>
-              <w:rPr>
-                <w:rFonts w:ascii="宋体" w:hAnsi="宋体" w:eastAsia="宋体" w:cs="宋体"/>
-                <w:spacing w:val="-3"/>
-                <w:sz w:val="20"/>
-                <w:szCs w:val="20"/>
-              </w:rPr>
-              <w:t>、对产品整体风格</w:t>
-            </w:r>
-            <w:r>
-              <w:rPr>
-                <w:rFonts w:ascii="宋体" w:hAnsi="宋体" w:eastAsia="宋体" w:cs="宋体"/>
-                <w:spacing w:val="-5"/>
-                <w:sz w:val="20"/>
-                <w:szCs w:val="20"/>
-              </w:rPr>
-              <w:t>负责</w:t>
-            </w:r>
-          </w:p>
-          <w:p>
-            <w:pPr>
-              <w:keepNext w:val="0"/>
-              <w:keepLines w:val="0"/>
-              <w:pageBreakBefore w:val="0"/>
-              <w:widowControl w:val="0"/>
-              <w:kinsoku w:val="0"/>
-              <w:wordWrap/>
-              <w:overflowPunct/>
-              <w:topLinePunct w:val="0"/>
-              <w:autoSpaceDE w:val="0"/>
-              <w:autoSpaceDN w:val="0"/>
-              <w:bidi w:val="0"/>
-              <w:adjustRightInd w:val="0"/>
-              <w:snapToGrid w:val="0"/>
-              <w:spacing w:before="26" w:line="230" w:lineRule="auto"/>
-              <w:ind w:left="115" w:right="265" w:firstLine="1"/>
-              <w:textAlignment w:val="baseline"/>
-              <w:rPr>
-                <w:rFonts w:ascii="宋体" w:hAnsi="宋体" w:eastAsia="宋体" w:cs="宋体"/>
-                <w:sz w:val="20"/>
-                <w:szCs w:val="20"/>
-              </w:rPr>
-            </w:pPr>
-            <w:r>
-              <w:rPr>
-                <w:rFonts w:ascii="Calibri" w:hAnsi="Calibri" w:eastAsia="Calibri" w:cs="Calibri"/>
-                <w:spacing w:val="-3"/>
-                <w:sz w:val="20"/>
-                <w:szCs w:val="20"/>
-              </w:rPr>
-              <w:t>3</w:t>
-            </w:r>
-            <w:r>
-              <w:rPr>
-                <w:rFonts w:ascii="宋体" w:hAnsi="宋体" w:eastAsia="宋体" w:cs="宋体"/>
-                <w:spacing w:val="-3"/>
-                <w:sz w:val="20"/>
-                <w:szCs w:val="20"/>
-              </w:rPr>
-              <w:t>、对项目整体设计</w:t>
-            </w:r>
-            <w:r>
-              <w:rPr>
-                <w:rFonts w:ascii="宋体" w:hAnsi="宋体" w:eastAsia="宋体" w:cs="宋体"/>
-                <w:spacing w:val="-11"/>
-                <w:sz w:val="20"/>
-                <w:szCs w:val="20"/>
-              </w:rPr>
-              <w:t>流程负责；</w:t>
-            </w:r>
-          </w:p>
-          <w:p>
-            <w:pPr>
-              <w:keepNext w:val="0"/>
-              <w:keepLines w:val="0"/>
-              <w:pageBreakBefore w:val="0"/>
-              <w:widowControl w:val="0"/>
-              <w:kinsoku w:val="0"/>
-              <w:wordWrap/>
-              <w:overflowPunct/>
-              <w:topLinePunct w:val="0"/>
-              <w:autoSpaceDE w:val="0"/>
-              <w:autoSpaceDN w:val="0"/>
-              <w:bidi w:val="0"/>
-              <w:adjustRightInd w:val="0"/>
-              <w:snapToGrid w:val="0"/>
-              <w:spacing w:before="25" w:line="230" w:lineRule="auto"/>
-              <w:ind w:left="117" w:right="171" w:hanging="7"/>
-              <w:textAlignment w:val="baseline"/>
-              <w:rPr>
-                <w:rFonts w:ascii="宋体" w:hAnsi="宋体" w:eastAsia="宋体" w:cs="宋体"/>
-                <w:sz w:val="20"/>
-                <w:szCs w:val="20"/>
-              </w:rPr>
-            </w:pPr>
-            <w:r>
-              <w:rPr>
-                <w:rFonts w:ascii="Calibri" w:hAnsi="Calibri" w:eastAsia="Calibri" w:cs="Calibri"/>
-                <w:spacing w:val="-2"/>
-                <w:sz w:val="20"/>
-                <w:szCs w:val="20"/>
-              </w:rPr>
-              <w:t>4</w:t>
-            </w:r>
-            <w:r>
-              <w:rPr>
-                <w:rFonts w:ascii="宋体" w:hAnsi="宋体" w:eastAsia="宋体" w:cs="宋体"/>
-                <w:spacing w:val="-2"/>
-                <w:sz w:val="20"/>
-                <w:szCs w:val="20"/>
-              </w:rPr>
-              <w:t>、对自己模块的开</w:t>
-            </w:r>
-            <w:r>
-              <w:rPr>
-                <w:rFonts w:ascii="宋体" w:hAnsi="宋体" w:eastAsia="宋体" w:cs="宋体"/>
-                <w:spacing w:val="-6"/>
-                <w:sz w:val="20"/>
-                <w:szCs w:val="20"/>
-              </w:rPr>
-              <w:t>发效率和质量负责。</w:t>
+            <w:r>
+              <w:t>1、对组内人员的开发效率负责；</w:t>
+            </w:r>
+          </w:p>
+          <w:p>
+            <w:r>
+              <w:t>2、对产品整体风格负责</w:t>
+            </w:r>
+          </w:p>
+          <w:p>
+            <w:r>
+              <w:t>3、对项目整体设计流程负责；</w:t>
+            </w:r>
+          </w:p>
+          <w:p>
+            <w:r>
+              <w:t>4、对自己模块的开发效率和质量负责。</w:t>
             </w:r>
           </w:p>
         </w:tc>
@@ -11378,11 +9992,13 @@
         </w:tblPrEx>
         <w:trPr>
           <w:trHeight w:val="1359" w:hRule="atLeast"/>
+          <w:jc w:val="center"/>
         </w:trPr>
         <w:tc>
           <w:tcPr>
-            <w:tcW w:w="992" w:type="dxa"/>
+            <w:tcW w:w="1533" w:type="dxa"/>
             <w:shd w:val="clear" w:color="auto" w:fill="auto"/>
+            <w:vAlign w:val="center"/>
           </w:tcPr>
           <w:p>
             <w:pPr>
@@ -11400,6 +10016,8 @@
               <w:adjustRightInd w:val="0"/>
               <w:snapToGrid w:val="0"/>
               <w:spacing w:before="78" w:line="220" w:lineRule="auto"/>
+              <w:ind w:left="0" w:leftChars="0" w:right="0" w:rightChars="0" w:firstLine="0" w:firstLineChars="0"/>
+              <w:jc w:val="center"/>
               <w:textAlignment w:val="baseline"/>
               <w:rPr>
                 <w:rFonts w:hint="default" w:ascii="宋体" w:hAnsi="宋体" w:eastAsia="宋体" w:cs="宋体"/>
@@ -11425,211 +10043,42 @@
         </w:tc>
         <w:tc>
           <w:tcPr>
-            <w:tcW w:w="4955" w:type="dxa"/>
+            <w:tcW w:w="4414" w:type="dxa"/>
             <w:shd w:val="clear" w:color="auto" w:fill="auto"/>
           </w:tcPr>
           <w:p>
-            <w:pPr>
-              <w:keepNext w:val="0"/>
-              <w:keepLines w:val="0"/>
-              <w:pageBreakBefore w:val="0"/>
-              <w:widowControl w:val="0"/>
-              <w:kinsoku w:val="0"/>
-              <w:wordWrap/>
-              <w:overflowPunct/>
-              <w:topLinePunct w:val="0"/>
-              <w:autoSpaceDE w:val="0"/>
-              <w:autoSpaceDN w:val="0"/>
-              <w:bidi w:val="0"/>
-              <w:adjustRightInd w:val="0"/>
-              <w:snapToGrid w:val="0"/>
-              <w:spacing w:before="34" w:line="230" w:lineRule="auto"/>
-              <w:ind w:left="114" w:right="184" w:firstLine="5"/>
-              <w:textAlignment w:val="baseline"/>
-              <w:rPr>
-                <w:rFonts w:ascii="宋体" w:hAnsi="宋体" w:eastAsia="宋体" w:cs="宋体"/>
-                <w:sz w:val="20"/>
-                <w:szCs w:val="20"/>
-              </w:rPr>
-            </w:pPr>
-            <w:r>
-              <w:rPr>
-                <w:rFonts w:ascii="Calibri" w:hAnsi="Calibri" w:eastAsia="Calibri" w:cs="Calibri"/>
-                <w:spacing w:val="-3"/>
-                <w:sz w:val="20"/>
-                <w:szCs w:val="20"/>
-              </w:rPr>
-              <w:t>1</w:t>
-            </w:r>
-            <w:r>
-              <w:rPr>
-                <w:rFonts w:ascii="宋体" w:hAnsi="宋体" w:eastAsia="宋体" w:cs="宋体"/>
-                <w:spacing w:val="-3"/>
-                <w:sz w:val="20"/>
-                <w:szCs w:val="20"/>
-              </w:rPr>
-              <w:t>、与</w:t>
-            </w:r>
-            <w:r>
-              <w:rPr>
-                <w:rFonts w:hint="eastAsia" w:ascii="宋体" w:hAnsi="宋体" w:eastAsia="宋体" w:cs="宋体"/>
-                <w:spacing w:val="-3"/>
-                <w:sz w:val="20"/>
-                <w:szCs w:val="20"/>
+            <w:r>
+              <w:t>1、与</w:t>
+            </w:r>
+            <w:r>
+              <w:rPr>
+                <w:rFonts w:hint="eastAsia"/>
                 <w:lang w:val="en-US" w:eastAsia="zh-CN"/>
               </w:rPr>
               <w:t>研发部经理</w:t>
             </w:r>
             <w:r>
-              <w:rPr>
-                <w:rFonts w:ascii="宋体" w:hAnsi="宋体" w:eastAsia="宋体" w:cs="宋体"/>
-                <w:spacing w:val="-3"/>
-                <w:sz w:val="20"/>
-                <w:szCs w:val="20"/>
-              </w:rPr>
               <w:t>沟通和确认某个模块的需求和实现方法</w:t>
             </w:r>
           </w:p>
           <w:p>
-            <w:pPr>
-              <w:keepNext w:val="0"/>
-              <w:keepLines w:val="0"/>
-              <w:pageBreakBefore w:val="0"/>
-              <w:widowControl w:val="0"/>
-              <w:kinsoku w:val="0"/>
-              <w:wordWrap/>
-              <w:overflowPunct/>
-              <w:topLinePunct w:val="0"/>
-              <w:autoSpaceDE w:val="0"/>
-              <w:autoSpaceDN w:val="0"/>
-              <w:bidi w:val="0"/>
-              <w:adjustRightInd w:val="0"/>
-              <w:snapToGrid w:val="0"/>
-              <w:spacing w:before="25" w:line="220" w:lineRule="auto"/>
-              <w:ind w:left="112"/>
-              <w:textAlignment w:val="baseline"/>
-              <w:rPr>
-                <w:rFonts w:ascii="宋体" w:hAnsi="宋体" w:eastAsia="宋体" w:cs="宋体"/>
-                <w:sz w:val="20"/>
-                <w:szCs w:val="20"/>
-              </w:rPr>
-            </w:pPr>
-            <w:r>
-              <w:rPr>
-                <w:rFonts w:ascii="Calibri" w:hAnsi="Calibri" w:eastAsia="Calibri" w:cs="Calibri"/>
-                <w:spacing w:val="-2"/>
-                <w:sz w:val="20"/>
-                <w:szCs w:val="20"/>
-              </w:rPr>
-              <w:t>2</w:t>
-            </w:r>
-            <w:r>
-              <w:rPr>
-                <w:rFonts w:ascii="宋体" w:hAnsi="宋体" w:eastAsia="宋体" w:cs="宋体"/>
-                <w:spacing w:val="-2"/>
-                <w:sz w:val="20"/>
-                <w:szCs w:val="20"/>
-              </w:rPr>
-              <w:t>、负责某个模块的代码编写、维护</w:t>
-            </w:r>
-          </w:p>
-          <w:p>
-            <w:pPr>
-              <w:keepNext w:val="0"/>
-              <w:keepLines w:val="0"/>
-              <w:pageBreakBefore w:val="0"/>
-              <w:widowControl w:val="0"/>
-              <w:kinsoku w:val="0"/>
-              <w:wordWrap/>
-              <w:overflowPunct/>
-              <w:topLinePunct w:val="0"/>
-              <w:autoSpaceDE w:val="0"/>
-              <w:autoSpaceDN w:val="0"/>
-              <w:bidi w:val="0"/>
-              <w:adjustRightInd w:val="0"/>
-              <w:snapToGrid w:val="0"/>
-              <w:spacing w:before="25" w:line="220" w:lineRule="auto"/>
-              <w:ind w:left="110"/>
-              <w:textAlignment w:val="baseline"/>
-              <w:rPr>
-                <w:rFonts w:ascii="宋体" w:hAnsi="宋体" w:eastAsia="宋体" w:cs="宋体"/>
-                <w:sz w:val="20"/>
-                <w:szCs w:val="20"/>
-              </w:rPr>
-            </w:pPr>
-            <w:r>
-              <w:rPr>
-                <w:rFonts w:ascii="Calibri" w:hAnsi="Calibri" w:eastAsia="Calibri" w:cs="Calibri"/>
-                <w:spacing w:val="-3"/>
-                <w:sz w:val="20"/>
-                <w:szCs w:val="20"/>
-              </w:rPr>
-              <w:t>3</w:t>
-            </w:r>
-            <w:r>
-              <w:rPr>
-                <w:rFonts w:ascii="宋体" w:hAnsi="宋体" w:eastAsia="宋体" w:cs="宋体"/>
-                <w:spacing w:val="-3"/>
-                <w:sz w:val="20"/>
-                <w:szCs w:val="20"/>
-              </w:rPr>
-              <w:t>、对其他模块的代码的维护</w:t>
-            </w:r>
-          </w:p>
-          <w:p>
-            <w:pPr>
-              <w:keepNext w:val="0"/>
-              <w:keepLines w:val="0"/>
-              <w:pageBreakBefore w:val="0"/>
-              <w:widowControl w:val="0"/>
-              <w:kinsoku w:val="0"/>
-              <w:wordWrap/>
-              <w:overflowPunct/>
-              <w:topLinePunct w:val="0"/>
-              <w:autoSpaceDE w:val="0"/>
-              <w:autoSpaceDN w:val="0"/>
-              <w:bidi w:val="0"/>
-              <w:adjustRightInd w:val="0"/>
-              <w:snapToGrid w:val="0"/>
-              <w:spacing w:before="27" w:line="221" w:lineRule="auto"/>
-              <w:ind w:left="134" w:leftChars="0" w:right="183" w:rightChars="0" w:hanging="30" w:firstLineChars="0"/>
-              <w:textAlignment w:val="baseline"/>
-              <w:rPr>
-                <w:rFonts w:ascii="宋体" w:hAnsi="宋体" w:eastAsia="宋体" w:cs="宋体"/>
-                <w:snapToGrid w:val="0"/>
-                <w:color w:val="000000"/>
-                <w:kern w:val="0"/>
-                <w:sz w:val="20"/>
-                <w:szCs w:val="20"/>
-                <w:lang w:val="en-US" w:eastAsia="en-US" w:bidi="ar-SA"/>
-              </w:rPr>
-            </w:pPr>
-            <w:r>
-              <w:rPr>
-                <w:rFonts w:ascii="Calibri" w:hAnsi="Calibri" w:eastAsia="Calibri" w:cs="Calibri"/>
-                <w:spacing w:val="-2"/>
-                <w:sz w:val="20"/>
-                <w:szCs w:val="20"/>
-              </w:rPr>
-              <w:t>4</w:t>
-            </w:r>
-            <w:r>
-              <w:rPr>
-                <w:rFonts w:ascii="宋体" w:hAnsi="宋体" w:eastAsia="宋体" w:cs="宋体"/>
-                <w:spacing w:val="-2"/>
-                <w:sz w:val="20"/>
-                <w:szCs w:val="20"/>
-              </w:rPr>
-              <w:t>、负责与测试人员的交互，处理测试人员的</w:t>
-            </w:r>
-            <w:r>
-              <w:rPr>
-                <w:rFonts w:ascii="宋体" w:hAnsi="宋体" w:eastAsia="宋体" w:cs="宋体"/>
-                <w:spacing w:val="-10"/>
-                <w:sz w:val="20"/>
-                <w:szCs w:val="20"/>
-              </w:rPr>
-              <w:t>问题</w:t>
+            <w:r>
+              <w:t>2、负责某个模块的代码编写、维护</w:t>
+            </w:r>
+          </w:p>
+          <w:p>
+            <w:r>
+              <w:t>3、对其他模块的代码的维护</w:t>
+            </w:r>
+          </w:p>
+          <w:p>
+            <w:pPr>
+              <w:rPr>
+                <w:lang w:val="en-US" w:eastAsia="en-US"/>
+              </w:rPr>
+            </w:pPr>
+            <w:r>
+              <w:t>4、负责与测试人员的交互，处理测试人员的问题</w:t>
             </w:r>
           </w:p>
         </w:tc>
@@ -11640,58 +10089,12 @@
           </w:tcPr>
           <w:p>
             <w:pPr>
-              <w:keepNext w:val="0"/>
-              <w:keepLines w:val="0"/>
-              <w:pageBreakBefore w:val="0"/>
-              <w:widowControl w:val="0"/>
-              <w:kinsoku w:val="0"/>
-              <w:wordWrap/>
-              <w:overflowPunct/>
-              <w:topLinePunct w:val="0"/>
-              <w:autoSpaceDE w:val="0"/>
-              <w:autoSpaceDN w:val="0"/>
-              <w:bidi w:val="0"/>
-              <w:adjustRightInd w:val="0"/>
-              <w:snapToGrid w:val="0"/>
-              <w:spacing w:before="78" w:line="242" w:lineRule="auto"/>
-              <w:ind w:right="171" w:rightChars="0"/>
-              <w:textAlignment w:val="baseline"/>
-              <w:rPr>
-                <w:rFonts w:ascii="宋体" w:hAnsi="宋体" w:eastAsia="宋体" w:cs="宋体"/>
-                <w:snapToGrid w:val="0"/>
-                <w:color w:val="000000"/>
-                <w:kern w:val="0"/>
-                <w:sz w:val="20"/>
-                <w:szCs w:val="20"/>
-                <w:lang w:val="en-US" w:eastAsia="en-US" w:bidi="ar-SA"/>
-              </w:rPr>
-            </w:pPr>
-            <w:r>
-              <w:rPr>
-                <w:rFonts w:ascii="Calibri" w:hAnsi="Calibri" w:eastAsia="Calibri" w:cs="Calibri"/>
-                <w:spacing w:val="-4"/>
-                <w:sz w:val="20"/>
-                <w:szCs w:val="20"/>
-              </w:rPr>
-              <w:t>1</w:t>
-            </w:r>
-            <w:r>
-              <w:rPr>
-                <w:rFonts w:ascii="宋体" w:hAnsi="宋体" w:eastAsia="宋体" w:cs="宋体"/>
-                <w:spacing w:val="-4"/>
-                <w:sz w:val="20"/>
-                <w:szCs w:val="20"/>
-              </w:rPr>
-              <w:t>、对自己模块的开</w:t>
-            </w:r>
-            <w:r>
-              <w:rPr>
-                <w:rFonts w:ascii="宋体" w:hAnsi="宋体" w:eastAsia="宋体" w:cs="宋体"/>
-                <w:spacing w:val="-6"/>
-                <w:sz w:val="20"/>
-                <w:szCs w:val="20"/>
-              </w:rPr>
-              <w:t>发效率和质量负责。</w:t>
+              <w:rPr>
+                <w:lang w:val="en-US" w:eastAsia="en-US"/>
+              </w:rPr>
+            </w:pPr>
+            <w:r>
+              <w:t>1、对自己模块的开发效率和质量负责。</w:t>
             </w:r>
           </w:p>
         </w:tc>
@@ -11715,11 +10118,13 @@
         </w:tblPrEx>
         <w:trPr>
           <w:trHeight w:val="565" w:hRule="atLeast"/>
+          <w:jc w:val="center"/>
         </w:trPr>
         <w:tc>
           <w:tcPr>
-            <w:tcW w:w="992" w:type="dxa"/>
+            <w:tcW w:w="1533" w:type="dxa"/>
             <w:shd w:val="clear" w:color="auto" w:fill="auto"/>
+            <w:vAlign w:val="center"/>
           </w:tcPr>
           <w:p>
             <w:pPr>
@@ -11737,32 +10142,8 @@
               <w:adjustRightInd w:val="0"/>
               <w:snapToGrid w:val="0"/>
               <w:spacing w:before="78" w:line="220" w:lineRule="auto"/>
-              <w:textAlignment w:val="baseline"/>
-              <w:rPr>
-                <w:rFonts w:hint="eastAsia" w:ascii="宋体" w:hAnsi="宋体" w:eastAsia="宋体" w:cs="宋体"/>
-                <w:spacing w:val="-2"/>
-                <w:sz w:val="20"/>
-                <w:szCs w:val="20"/>
-                <w:lang w:val="en-US" w:eastAsia="zh-CN"/>
-              </w:rPr>
-            </w:pPr>
-          </w:p>
-          <w:p>
-            <w:pPr>
-              <w:keepNext w:val="0"/>
-              <w:keepLines w:val="0"/>
-              <w:pageBreakBefore w:val="0"/>
-              <w:widowControl w:val="0"/>
-              <w:kinsoku w:val="0"/>
-              <w:wordWrap/>
-              <w:overflowPunct/>
-              <w:topLinePunct w:val="0"/>
-              <w:autoSpaceDE w:val="0"/>
-              <w:autoSpaceDN w:val="0"/>
-              <w:bidi w:val="0"/>
-              <w:adjustRightInd w:val="0"/>
-              <w:snapToGrid w:val="0"/>
-              <w:spacing w:before="78" w:line="220" w:lineRule="auto"/>
+              <w:ind w:left="0" w:leftChars="0" w:right="0" w:rightChars="0" w:firstLine="0" w:firstLineChars="0"/>
+              <w:jc w:val="center"/>
               <w:textAlignment w:val="baseline"/>
               <w:rPr>
                 <w:rFonts w:ascii="宋体" w:hAnsi="宋体" w:eastAsia="宋体" w:cs="宋体"/>
@@ -11788,149 +10169,27 @@
         </w:tc>
         <w:tc>
           <w:tcPr>
-            <w:tcW w:w="4955" w:type="dxa"/>
+            <w:tcW w:w="4414" w:type="dxa"/>
             <w:shd w:val="clear" w:color="auto" w:fill="auto"/>
           </w:tcPr>
           <w:p>
-            <w:pPr>
-              <w:keepNext w:val="0"/>
-              <w:keepLines w:val="0"/>
-              <w:pageBreakBefore w:val="0"/>
-              <w:widowControl w:val="0"/>
-              <w:kinsoku w:val="0"/>
-              <w:wordWrap/>
-              <w:overflowPunct/>
-              <w:topLinePunct w:val="0"/>
-              <w:autoSpaceDE w:val="0"/>
-              <w:autoSpaceDN w:val="0"/>
-              <w:bidi w:val="0"/>
-              <w:adjustRightInd w:val="0"/>
-              <w:snapToGrid w:val="0"/>
-              <w:spacing w:before="225" w:line="230" w:lineRule="auto"/>
-              <w:ind w:left="109" w:right="182" w:firstLine="10"/>
-              <w:textAlignment w:val="baseline"/>
-              <w:rPr>
-                <w:rFonts w:ascii="宋体" w:hAnsi="宋体" w:eastAsia="宋体" w:cs="宋体"/>
-                <w:sz w:val="20"/>
-                <w:szCs w:val="20"/>
-              </w:rPr>
-            </w:pPr>
-            <w:r>
-              <w:rPr>
-                <w:rFonts w:ascii="Calibri" w:hAnsi="Calibri" w:eastAsia="Calibri" w:cs="Calibri"/>
-                <w:spacing w:val="-2"/>
-                <w:sz w:val="20"/>
-                <w:szCs w:val="20"/>
-              </w:rPr>
-              <w:t>1</w:t>
-            </w:r>
-            <w:r>
-              <w:rPr>
-                <w:rFonts w:ascii="宋体" w:hAnsi="宋体" w:eastAsia="宋体" w:cs="宋体"/>
-                <w:spacing w:val="-2"/>
-                <w:sz w:val="20"/>
-                <w:szCs w:val="20"/>
-              </w:rPr>
-              <w:t>、根据用户需求分析和系统总体设计，编写</w:t>
-            </w:r>
-            <w:r>
-              <w:rPr>
-                <w:rFonts w:ascii="宋体" w:hAnsi="宋体" w:eastAsia="宋体" w:cs="宋体"/>
-                <w:spacing w:val="-5"/>
-                <w:sz w:val="20"/>
-                <w:szCs w:val="20"/>
-              </w:rPr>
-              <w:t>测试文档和测试用例。</w:t>
-            </w:r>
-          </w:p>
-          <w:p>
-            <w:pPr>
-              <w:keepNext w:val="0"/>
-              <w:keepLines w:val="0"/>
-              <w:pageBreakBefore w:val="0"/>
-              <w:widowControl w:val="0"/>
-              <w:kinsoku w:val="0"/>
-              <w:wordWrap/>
-              <w:overflowPunct/>
-              <w:topLinePunct w:val="0"/>
-              <w:autoSpaceDE w:val="0"/>
-              <w:autoSpaceDN w:val="0"/>
-              <w:bidi w:val="0"/>
-              <w:adjustRightInd w:val="0"/>
-              <w:snapToGrid w:val="0"/>
-              <w:spacing w:before="26" w:line="220" w:lineRule="auto"/>
-              <w:ind w:left="112"/>
-              <w:textAlignment w:val="baseline"/>
-              <w:rPr>
-                <w:rFonts w:ascii="宋体" w:hAnsi="宋体" w:eastAsia="宋体" w:cs="宋体"/>
-                <w:sz w:val="20"/>
-                <w:szCs w:val="20"/>
-              </w:rPr>
-            </w:pPr>
-            <w:r>
-              <w:rPr>
-                <w:rFonts w:ascii="Calibri" w:hAnsi="Calibri" w:eastAsia="Calibri" w:cs="Calibri"/>
-                <w:spacing w:val="-3"/>
-                <w:sz w:val="20"/>
-                <w:szCs w:val="20"/>
-              </w:rPr>
-              <w:t>2</w:t>
-            </w:r>
-            <w:r>
-              <w:rPr>
-                <w:rFonts w:ascii="宋体" w:hAnsi="宋体" w:eastAsia="宋体" w:cs="宋体"/>
-                <w:spacing w:val="-3"/>
-                <w:sz w:val="20"/>
-                <w:szCs w:val="20"/>
-              </w:rPr>
-              <w:t>、对系统的功能、性能、异常进行测试。</w:t>
-            </w:r>
-          </w:p>
-          <w:p>
-            <w:pPr>
-              <w:keepNext w:val="0"/>
-              <w:keepLines w:val="0"/>
-              <w:pageBreakBefore w:val="0"/>
-              <w:widowControl w:val="0"/>
-              <w:kinsoku w:val="0"/>
-              <w:wordWrap/>
-              <w:overflowPunct/>
-              <w:topLinePunct w:val="0"/>
-              <w:autoSpaceDE w:val="0"/>
-              <w:autoSpaceDN w:val="0"/>
-              <w:bidi w:val="0"/>
-              <w:adjustRightInd w:val="0"/>
-              <w:snapToGrid w:val="0"/>
-              <w:spacing w:before="25" w:line="220" w:lineRule="auto"/>
-              <w:ind w:left="110" w:leftChars="0"/>
-              <w:textAlignment w:val="baseline"/>
-              <w:rPr>
-                <w:rFonts w:ascii="宋体" w:hAnsi="宋体" w:eastAsia="宋体" w:cs="宋体"/>
-                <w:snapToGrid w:val="0"/>
-                <w:color w:val="000000"/>
-                <w:kern w:val="0"/>
-                <w:sz w:val="20"/>
-                <w:szCs w:val="20"/>
-                <w:lang w:val="en-US" w:eastAsia="en-US" w:bidi="ar-SA"/>
-              </w:rPr>
-            </w:pPr>
-            <w:r>
-              <w:rPr>
-                <w:rFonts w:ascii="Calibri" w:hAnsi="Calibri" w:eastAsia="Calibri" w:cs="Calibri"/>
-                <w:spacing w:val="-3"/>
-                <w:sz w:val="20"/>
-                <w:szCs w:val="20"/>
-              </w:rPr>
-              <w:t>3</w:t>
-            </w:r>
-            <w:r>
-              <w:rPr>
-                <w:rFonts w:ascii="宋体" w:hAnsi="宋体" w:eastAsia="宋体" w:cs="宋体"/>
-                <w:spacing w:val="-3"/>
-                <w:sz w:val="20"/>
-                <w:szCs w:val="20"/>
-              </w:rPr>
-              <w:t>、编写测试文档和操作指导手册。</w:t>
+            <w:r>
+              <w:t>1、根据用户需求分析和系统总体设计，编写测试文档和测试用例。</w:t>
+            </w:r>
+          </w:p>
+          <w:p>
+            <w:r>
+              <w:t>2、对系统的功能、性能、异常进行测试。</w:t>
+            </w:r>
+          </w:p>
+          <w:p>
+            <w:pPr>
+              <w:rPr>
+                <w:lang w:val="en-US" w:eastAsia="en-US"/>
+              </w:rPr>
+            </w:pPr>
+            <w:r>
+              <w:t>3、编写测试文档和操作指导手册。</w:t>
             </w:r>
           </w:p>
         </w:tc>
@@ -11940,110 +10199,18 @@
             <w:shd w:val="clear" w:color="auto" w:fill="auto"/>
           </w:tcPr>
           <w:p>
-            <w:pPr>
-              <w:keepNext w:val="0"/>
-              <w:keepLines w:val="0"/>
-              <w:pageBreakBefore w:val="0"/>
-              <w:widowControl w:val="0"/>
-              <w:kinsoku w:val="0"/>
-              <w:wordWrap/>
-              <w:overflowPunct/>
-              <w:topLinePunct w:val="0"/>
-              <w:autoSpaceDE w:val="0"/>
-              <w:autoSpaceDN w:val="0"/>
-              <w:bidi w:val="0"/>
-              <w:adjustRightInd w:val="0"/>
-              <w:snapToGrid w:val="0"/>
-              <w:spacing w:before="227" w:line="230" w:lineRule="auto"/>
-              <w:ind w:left="122" w:right="280" w:firstLine="2"/>
-              <w:textAlignment w:val="baseline"/>
-              <w:rPr>
-                <w:rFonts w:ascii="宋体" w:hAnsi="宋体" w:eastAsia="宋体" w:cs="宋体"/>
-                <w:sz w:val="20"/>
-                <w:szCs w:val="20"/>
-              </w:rPr>
-            </w:pPr>
-            <w:r>
-              <w:rPr>
-                <w:rFonts w:ascii="Calibri" w:hAnsi="Calibri" w:eastAsia="Calibri" w:cs="Calibri"/>
-                <w:spacing w:val="-6"/>
-                <w:sz w:val="20"/>
-                <w:szCs w:val="20"/>
-              </w:rPr>
-              <w:t>1</w:t>
-            </w:r>
-            <w:r>
-              <w:rPr>
-                <w:rFonts w:ascii="宋体" w:hAnsi="宋体" w:eastAsia="宋体" w:cs="宋体"/>
-                <w:spacing w:val="-6"/>
-                <w:sz w:val="20"/>
-                <w:szCs w:val="20"/>
-              </w:rPr>
-              <w:t>、对测试的质量负</w:t>
-            </w:r>
-            <w:r>
-              <w:rPr>
-                <w:rFonts w:ascii="宋体" w:hAnsi="宋体" w:eastAsia="宋体" w:cs="宋体"/>
-                <w:sz w:val="20"/>
-                <w:szCs w:val="20"/>
-              </w:rPr>
-              <w:t>责</w:t>
-            </w:r>
-          </w:p>
-          <w:p>
-            <w:pPr>
-              <w:keepNext w:val="0"/>
-              <w:keepLines w:val="0"/>
-              <w:pageBreakBefore w:val="0"/>
-              <w:widowControl w:val="0"/>
-              <w:kinsoku w:val="0"/>
-              <w:wordWrap/>
-              <w:overflowPunct/>
-              <w:topLinePunct w:val="0"/>
-              <w:autoSpaceDE w:val="0"/>
-              <w:autoSpaceDN w:val="0"/>
-              <w:bidi w:val="0"/>
-              <w:adjustRightInd w:val="0"/>
-              <w:snapToGrid w:val="0"/>
-              <w:spacing w:before="24" w:line="230" w:lineRule="auto"/>
-              <w:ind w:left="115" w:leftChars="0" w:right="171" w:rightChars="0" w:firstLine="3" w:firstLineChars="0"/>
-              <w:textAlignment w:val="baseline"/>
-              <w:rPr>
-                <w:rFonts w:ascii="宋体" w:hAnsi="宋体" w:eastAsia="宋体" w:cs="宋体"/>
-                <w:snapToGrid w:val="0"/>
-                <w:color w:val="000000"/>
-                <w:kern w:val="0"/>
-                <w:sz w:val="20"/>
-                <w:szCs w:val="20"/>
-                <w:lang w:val="en-US" w:eastAsia="en-US" w:bidi="ar-SA"/>
-              </w:rPr>
-            </w:pPr>
-            <w:r>
-              <w:rPr>
-                <w:rFonts w:ascii="Calibri" w:hAnsi="Calibri" w:eastAsia="Calibri" w:cs="Calibri"/>
-                <w:spacing w:val="-3"/>
-                <w:sz w:val="20"/>
-                <w:szCs w:val="20"/>
-              </w:rPr>
-              <w:t>2</w:t>
-            </w:r>
-            <w:r>
-              <w:rPr>
-                <w:rFonts w:ascii="宋体" w:hAnsi="宋体" w:eastAsia="宋体" w:cs="宋体"/>
-                <w:spacing w:val="-3"/>
-                <w:sz w:val="20"/>
-                <w:szCs w:val="20"/>
-              </w:rPr>
-              <w:t>、对测试文档和操</w:t>
-            </w:r>
-            <w:r>
-              <w:rPr>
-                <w:rFonts w:ascii="宋体" w:hAnsi="宋体" w:eastAsia="宋体" w:cs="宋体"/>
-                <w:spacing w:val="-6"/>
-                <w:sz w:val="20"/>
-                <w:szCs w:val="20"/>
-              </w:rPr>
-              <w:t>作手册的质量负责。</w:t>
+            <w:r>
+              <w:t>1、对测试的质量负责</w:t>
+            </w:r>
+          </w:p>
+          <w:p>
+            <w:pPr>
+              <w:rPr>
+                <w:lang w:val="en-US" w:eastAsia="en-US"/>
+              </w:rPr>
+            </w:pPr>
+            <w:r>
+              <w:t>2、对测试文档和操作手册的质量负责。</w:t>
             </w:r>
           </w:p>
         </w:tc>
@@ -12092,7 +10259,7 @@
       </w:pPr>
       <w:bookmarkStart w:id="16" w:name="bookmark31"/>
       <w:bookmarkEnd w:id="16"/>
-      <w:bookmarkStart w:id="17" w:name="_Toc1984"/>
+      <w:bookmarkStart w:id="17" w:name="_Toc4611"/>
       <w:r>
         <w:t>项目立项</w:t>
       </w:r>
@@ -12192,7 +10359,7 @@
         <w:snapToGrid w:val="0"/>
         <w:textAlignment w:val="baseline"/>
       </w:pPr>
-      <w:bookmarkStart w:id="18" w:name="_Toc28442"/>
+      <w:bookmarkStart w:id="18" w:name="_Toc1721"/>
       <w:r>
         <w:t>项目计划与监控</w:t>
       </w:r>
@@ -12351,7 +10518,7 @@
         <w:snapToGrid w:val="0"/>
         <w:textAlignment w:val="baseline"/>
       </w:pPr>
-      <w:bookmarkStart w:id="19" w:name="_Toc12490"/>
+      <w:bookmarkStart w:id="19" w:name="_Toc29635"/>
       <w:r>
         <w:t>需求分析</w:t>
       </w:r>
@@ -12441,7 +10608,7 @@
         <w:snapToGrid w:val="0"/>
         <w:textAlignment w:val="baseline"/>
       </w:pPr>
-      <w:bookmarkStart w:id="20" w:name="_Toc9780"/>
+      <w:bookmarkStart w:id="20" w:name="_Toc30864"/>
       <w:r>
         <w:t>总体设计</w:t>
       </w:r>
@@ -12597,7 +10764,7 @@
         <w:snapToGrid w:val="0"/>
         <w:textAlignment w:val="baseline"/>
       </w:pPr>
-      <w:bookmarkStart w:id="21" w:name="_Toc29048"/>
+      <w:bookmarkStart w:id="21" w:name="_Toc15899"/>
       <w:r>
         <w:t>详细设计</w:t>
       </w:r>
@@ -12753,7 +10920,7 @@
         <w:snapToGrid w:val="0"/>
         <w:textAlignment w:val="baseline"/>
       </w:pPr>
-      <w:bookmarkStart w:id="22" w:name="_Toc15446"/>
+      <w:bookmarkStart w:id="22" w:name="_Toc2710"/>
       <w:r>
         <w:t>软件实现</w:t>
       </w:r>
@@ -12975,7 +11142,7 @@
         <w:snapToGrid w:val="0"/>
         <w:textAlignment w:val="baseline"/>
       </w:pPr>
-      <w:bookmarkStart w:id="23" w:name="_Toc2095"/>
+      <w:bookmarkStart w:id="23" w:name="_Toc17153"/>
       <w:r>
         <w:t>软件测试</w:t>
       </w:r>
@@ -13095,7 +11262,7 @@
         <w:snapToGrid w:val="0"/>
         <w:textAlignment w:val="baseline"/>
       </w:pPr>
-      <w:bookmarkStart w:id="24" w:name="_Toc18428"/>
+      <w:bookmarkStart w:id="24" w:name="_Toc8346"/>
       <w:r>
         <w:t>用户培训</w:t>
       </w:r>
@@ -13179,7 +11346,7 @@
         <w:snapToGrid w:val="0"/>
         <w:textAlignment w:val="baseline"/>
       </w:pPr>
-      <w:bookmarkStart w:id="25" w:name="_Toc25722"/>
+      <w:bookmarkStart w:id="25" w:name="_Toc4598"/>
       <w:r>
         <w:t>系统上线</w:t>
       </w:r>
@@ -13283,7 +11450,7 @@
         <w:snapToGrid w:val="0"/>
         <w:textAlignment w:val="baseline"/>
       </w:pPr>
-      <w:bookmarkStart w:id="26" w:name="_Toc27007"/>
+      <w:bookmarkStart w:id="26" w:name="_Toc858"/>
       <w:r>
         <w:t>系统验收</w:t>
       </w:r>
@@ -13367,7 +11534,7 @@
         <w:snapToGrid w:val="0"/>
         <w:textAlignment w:val="baseline"/>
       </w:pPr>
-      <w:bookmarkStart w:id="27" w:name="_Toc16485"/>
+      <w:bookmarkStart w:id="27" w:name="_Toc29430"/>
       <w:r>
         <w:t>产品维护</w:t>
       </w:r>
@@ -13431,7 +11598,7 @@
         <w:snapToGrid w:val="0"/>
         <w:textAlignment w:val="baseline"/>
       </w:pPr>
-      <w:bookmarkStart w:id="28" w:name="_Toc27014"/>
+      <w:bookmarkStart w:id="28" w:name="_Toc23605"/>
       <w:r>
         <w:t>源码和文档</w:t>
       </w:r>
@@ -13454,14 +11621,16 @@
         <w:rPr>
           <w:rFonts w:hint="eastAsia"/>
         </w:rPr>
-        <w:t xml:space="preserve">源代码/文档管理采用版本控制软件 </w:t>
-      </w:r>
+        <w:t>源代码/文档管理采用版本控制软件</w:t>
+      </w:r>
+      <w:bookmarkStart w:id="33" w:name="_GoBack"/>
+      <w:bookmarkEnd w:id="33"/>
       <w:r>
         <w:rPr>
           <w:rFonts w:hint="eastAsia"/>
           <w:lang w:val="en-US" w:eastAsia="zh-CN"/>
         </w:rPr>
-        <w:t>GIthub</w:t>
+        <w:t>Github</w:t>
       </w:r>
       <w:r>
         <w:rPr>
@@ -13528,7 +11697,7 @@
         <w:snapToGrid w:val="0"/>
         <w:textAlignment w:val="baseline"/>
       </w:pPr>
-      <w:bookmarkStart w:id="29" w:name="_Toc1431"/>
+      <w:bookmarkStart w:id="29" w:name="_Toc11763"/>
       <w:r>
         <w:t>质量检查</w:t>
       </w:r>
@@ -13612,7 +11781,7 @@
         <w:snapToGrid w:val="0"/>
         <w:textAlignment w:val="baseline"/>
       </w:pPr>
-      <w:bookmarkStart w:id="30" w:name="_Toc18483"/>
+      <w:bookmarkStart w:id="30" w:name="_Toc12087"/>
       <w:r>
         <w:t>文档规范</w:t>
       </w:r>
@@ -13676,7 +11845,7 @@
         <w:snapToGrid w:val="0"/>
         <w:textAlignment w:val="baseline"/>
       </w:pPr>
-      <w:bookmarkStart w:id="31" w:name="_Toc25699"/>
+      <w:bookmarkStart w:id="31" w:name="_Toc11040"/>
       <w:r>
         <w:t>软件变更</w:t>
       </w:r>
@@ -13811,7 +11980,7 @@
           <w:lang w:val="en-US" w:eastAsia="zh-CN"/>
         </w:rPr>
       </w:pPr>
-      <w:bookmarkStart w:id="32" w:name="_Toc10877"/>
+      <w:bookmarkStart w:id="32" w:name="_Toc20156"/>
       <w:r>
         <w:rPr>
           <w:rFonts w:hint="eastAsia" w:ascii="宋体" w:hAnsi="宋体" w:eastAsia="宋体" w:cs="宋体"/>
@@ -13829,7 +11998,7 @@
     <w:tbl>
       <w:tblPr>
         <w:tblStyle w:val="24"/>
-        <w:tblW w:w="8283" w:type="dxa"/>
+        <w:tblW w:w="8998" w:type="dxa"/>
         <w:jc w:val="center"/>
         <w:tblBorders>
           <w:top w:val="single" w:color="000000" w:sz="4" w:space="0"/>
@@ -13848,10 +12017,11 @@
         </w:tblCellMar>
       </w:tblPr>
       <w:tblGrid>
-        <w:gridCol w:w="1973"/>
-        <w:gridCol w:w="3550"/>
-        <w:gridCol w:w="1660"/>
-        <w:gridCol w:w="1100"/>
+        <w:gridCol w:w="994"/>
+        <w:gridCol w:w="2016"/>
+        <w:gridCol w:w="3612"/>
+        <w:gridCol w:w="1344"/>
+        <w:gridCol w:w="1032"/>
       </w:tblGrid>
       <w:tr>
         <w:tblPrEx>
@@ -13876,190 +12046,250 @@
         </w:trPr>
         <w:tc>
           <w:tcPr>
-            <w:tcW w:w="1973" w:type="dxa"/>
-            <w:vAlign w:val="center"/>
-          </w:tcPr>
-          <w:p>
-            <w:pPr>
-              <w:pStyle w:val="25"/>
-              <w:keepNext w:val="0"/>
-              <w:keepLines w:val="0"/>
-              <w:pageBreakBefore w:val="0"/>
-              <w:widowControl w:val="0"/>
-              <w:kinsoku w:val="0"/>
-              <w:wordWrap/>
-              <w:overflowPunct/>
-              <w:topLinePunct w:val="0"/>
-              <w:autoSpaceDE w:val="0"/>
-              <w:autoSpaceDN w:val="0"/>
-              <w:bidi w:val="0"/>
-              <w:adjustRightInd w:val="0"/>
-              <w:snapToGrid w:val="0"/>
-              <w:spacing w:before="137" w:line="224" w:lineRule="auto"/>
-              <w:jc w:val="center"/>
-              <w:textAlignment w:val="baseline"/>
-              <w:rPr>
-                <w:rFonts w:hint="default" w:eastAsia="宋体"/>
+            <w:tcW w:w="994" w:type="dxa"/>
+            <w:shd w:val="clear" w:color="auto" w:fill="C0C0C0"/>
+            <w:vAlign w:val="top"/>
+          </w:tcPr>
+          <w:p>
+            <w:pPr>
+              <w:keepNext w:val="0"/>
+              <w:keepLines w:val="0"/>
+              <w:pageBreakBefore w:val="0"/>
+              <w:widowControl w:val="0"/>
+              <w:kinsoku w:val="0"/>
+              <w:wordWrap/>
+              <w:overflowPunct/>
+              <w:topLinePunct w:val="0"/>
+              <w:autoSpaceDE w:val="0"/>
+              <w:autoSpaceDN w:val="0"/>
+              <w:bidi w:val="0"/>
+              <w:adjustRightInd w:val="0"/>
+              <w:snapToGrid w:val="0"/>
+              <w:spacing w:before="205" w:line="221" w:lineRule="auto"/>
+              <w:ind w:left="195" w:leftChars="0"/>
+              <w:textAlignment w:val="baseline"/>
+              <w:rPr>
+                <w:rFonts w:hint="eastAsia" w:ascii="宋体" w:hAnsi="宋体" w:eastAsia="宋体" w:cs="宋体"/>
                 <w:b/>
                 <w:bCs/>
-                <w:spacing w:val="-2"/>
-                <w:sz w:val="18"/>
-                <w:szCs w:val="18"/>
-                <w:lang w:val="en-US" w:eastAsia="zh-CN"/>
-              </w:rPr>
-            </w:pPr>
-            <w:r>
-              <w:rPr>
-                <w:rFonts w:hint="eastAsia" w:eastAsia="宋体"/>
+                <w:snapToGrid w:val="0"/>
+                <w:color w:val="000000"/>
+                <w:spacing w:val="-7"/>
+                <w:kern w:val="0"/>
+                <w:sz w:val="22"/>
+                <w:szCs w:val="22"/>
+                <w:lang w:val="en-US" w:eastAsia="zh-CN" w:bidi="ar-SA"/>
+              </w:rPr>
+            </w:pPr>
+            <w:r>
+              <w:rPr>
+                <w:rFonts w:ascii="宋体" w:hAnsi="宋体" w:eastAsia="宋体" w:cs="宋体"/>
                 <w:b/>
                 <w:bCs/>
-                <w:spacing w:val="-2"/>
-                <w:sz w:val="18"/>
-                <w:szCs w:val="18"/>
-                <w:lang w:val="en-US" w:eastAsia="zh-CN"/>
-              </w:rPr>
-              <w:t>考核指标</w:t>
-            </w:r>
-          </w:p>
-        </w:tc>
-        <w:tc>
-          <w:tcPr>
-            <w:tcW w:w="3550" w:type="dxa"/>
-            <w:vAlign w:val="center"/>
-          </w:tcPr>
-          <w:p>
-            <w:pPr>
-              <w:pStyle w:val="25"/>
-              <w:keepNext w:val="0"/>
-              <w:keepLines w:val="0"/>
-              <w:pageBreakBefore w:val="0"/>
-              <w:widowControl w:val="0"/>
-              <w:kinsoku w:val="0"/>
-              <w:wordWrap/>
-              <w:overflowPunct/>
-              <w:topLinePunct w:val="0"/>
-              <w:autoSpaceDE w:val="0"/>
-              <w:autoSpaceDN w:val="0"/>
-              <w:bidi w:val="0"/>
-              <w:adjustRightInd w:val="0"/>
-              <w:snapToGrid w:val="0"/>
-              <w:spacing w:before="137" w:line="224" w:lineRule="auto"/>
-              <w:jc w:val="center"/>
-              <w:textAlignment w:val="baseline"/>
-              <w:rPr>
-                <w:rFonts w:hint="eastAsia" w:eastAsia="宋体"/>
+                <w:spacing w:val="-7"/>
+                <w:sz w:val="22"/>
+                <w:szCs w:val="22"/>
+              </w:rPr>
+              <w:t>序号</w:t>
+            </w:r>
+          </w:p>
+        </w:tc>
+        <w:tc>
+          <w:tcPr>
+            <w:tcW w:w="2016" w:type="dxa"/>
+            <w:shd w:val="clear" w:color="auto" w:fill="C0C0C0"/>
+            <w:vAlign w:val="top"/>
+          </w:tcPr>
+          <w:p>
+            <w:pPr>
+              <w:keepNext w:val="0"/>
+              <w:keepLines w:val="0"/>
+              <w:pageBreakBefore w:val="0"/>
+              <w:widowControl w:val="0"/>
+              <w:kinsoku w:val="0"/>
+              <w:wordWrap/>
+              <w:overflowPunct/>
+              <w:topLinePunct w:val="0"/>
+              <w:autoSpaceDE w:val="0"/>
+              <w:autoSpaceDN w:val="0"/>
+              <w:bidi w:val="0"/>
+              <w:adjustRightInd w:val="0"/>
+              <w:snapToGrid w:val="0"/>
+              <w:spacing w:before="205" w:line="221" w:lineRule="auto"/>
+              <w:ind w:left="195" w:leftChars="0"/>
+              <w:textAlignment w:val="baseline"/>
+              <w:rPr>
+                <w:rFonts w:hint="default" w:ascii="宋体" w:hAnsi="宋体" w:eastAsia="宋体" w:cs="宋体"/>
                 <w:b/>
                 <w:bCs/>
-                <w:spacing w:val="-2"/>
-                <w:sz w:val="18"/>
-                <w:szCs w:val="18"/>
-                <w:lang w:val="en-US" w:eastAsia="zh-CN"/>
-              </w:rPr>
-            </w:pPr>
-            <w:r>
-              <w:rPr>
-                <w:rFonts w:hint="eastAsia" w:eastAsia="宋体"/>
+                <w:snapToGrid w:val="0"/>
+                <w:color w:val="000000"/>
+                <w:spacing w:val="-7"/>
+                <w:kern w:val="0"/>
+                <w:sz w:val="22"/>
+                <w:szCs w:val="22"/>
+                <w:lang w:val="en-US" w:eastAsia="zh-CN" w:bidi="ar-SA"/>
+              </w:rPr>
+            </w:pPr>
+            <w:r>
+              <w:rPr>
+                <w:rFonts w:ascii="宋体" w:hAnsi="宋体" w:eastAsia="宋体" w:cs="宋体"/>
                 <w:b/>
                 <w:bCs/>
-                <w:spacing w:val="-2"/>
-                <w:sz w:val="18"/>
-                <w:szCs w:val="18"/>
-                <w:lang w:val="en-US" w:eastAsia="zh-CN"/>
-              </w:rPr>
-              <w:t>计算方式</w:t>
-            </w:r>
-          </w:p>
-        </w:tc>
-        <w:tc>
-          <w:tcPr>
-            <w:tcW w:w="1660" w:type="dxa"/>
-            <w:vAlign w:val="center"/>
-          </w:tcPr>
-          <w:p>
-            <w:pPr>
-              <w:pStyle w:val="25"/>
-              <w:keepNext w:val="0"/>
-              <w:keepLines w:val="0"/>
-              <w:pageBreakBefore w:val="0"/>
-              <w:widowControl w:val="0"/>
-              <w:kinsoku w:val="0"/>
-              <w:wordWrap/>
-              <w:overflowPunct/>
-              <w:topLinePunct w:val="0"/>
-              <w:autoSpaceDE w:val="0"/>
-              <w:autoSpaceDN w:val="0"/>
-              <w:bidi w:val="0"/>
-              <w:adjustRightInd w:val="0"/>
-              <w:snapToGrid w:val="0"/>
-              <w:spacing w:before="137" w:line="224" w:lineRule="auto"/>
-              <w:jc w:val="center"/>
-              <w:textAlignment w:val="baseline"/>
-              <w:rPr>
-                <w:rFonts w:hint="default" w:eastAsia="宋体"/>
+                <w:spacing w:val="-7"/>
+                <w:sz w:val="22"/>
+                <w:szCs w:val="22"/>
+              </w:rPr>
+              <w:t>衡量指标</w:t>
+            </w:r>
+          </w:p>
+        </w:tc>
+        <w:tc>
+          <w:tcPr>
+            <w:tcW w:w="3612" w:type="dxa"/>
+            <w:shd w:val="clear" w:color="auto" w:fill="C0C0C0"/>
+            <w:vAlign w:val="top"/>
+          </w:tcPr>
+          <w:p>
+            <w:pPr>
+              <w:keepNext w:val="0"/>
+              <w:keepLines w:val="0"/>
+              <w:pageBreakBefore w:val="0"/>
+              <w:widowControl w:val="0"/>
+              <w:kinsoku w:val="0"/>
+              <w:wordWrap/>
+              <w:overflowPunct/>
+              <w:topLinePunct w:val="0"/>
+              <w:autoSpaceDE w:val="0"/>
+              <w:autoSpaceDN w:val="0"/>
+              <w:bidi w:val="0"/>
+              <w:adjustRightInd w:val="0"/>
+              <w:snapToGrid w:val="0"/>
+              <w:spacing w:before="205" w:line="221" w:lineRule="auto"/>
+              <w:ind w:left="195" w:leftChars="0"/>
+              <w:textAlignment w:val="baseline"/>
+              <w:rPr>
+                <w:rFonts w:hint="eastAsia" w:ascii="宋体" w:hAnsi="宋体" w:eastAsia="宋体" w:cs="宋体"/>
                 <w:b/>
                 <w:bCs/>
-                <w:spacing w:val="-2"/>
-                <w:sz w:val="18"/>
-                <w:szCs w:val="18"/>
-                <w:lang w:val="en-US" w:eastAsia="zh-CN"/>
-              </w:rPr>
-            </w:pPr>
-            <w:r>
-              <w:rPr>
-                <w:rFonts w:hint="eastAsia" w:eastAsia="宋体"/>
+                <w:snapToGrid w:val="0"/>
+                <w:color w:val="000000"/>
+                <w:spacing w:val="-7"/>
+                <w:kern w:val="0"/>
+                <w:sz w:val="22"/>
+                <w:szCs w:val="22"/>
+                <w:lang w:val="en-US" w:eastAsia="zh-CN" w:bidi="ar-SA"/>
+              </w:rPr>
+            </w:pPr>
+            <w:r>
+              <w:rPr>
+                <w:rFonts w:ascii="宋体" w:hAnsi="宋体" w:eastAsia="宋体" w:cs="宋体"/>
                 <w:b/>
                 <w:bCs/>
-                <w:spacing w:val="-2"/>
-                <w:sz w:val="18"/>
-                <w:szCs w:val="18"/>
-                <w:lang w:val="en-US" w:eastAsia="zh-CN"/>
-              </w:rPr>
-              <w:t>频次</w:t>
-            </w:r>
-          </w:p>
-        </w:tc>
-        <w:tc>
-          <w:tcPr>
-            <w:tcW w:w="1100" w:type="dxa"/>
-            <w:vAlign w:val="center"/>
-          </w:tcPr>
-          <w:p>
-            <w:pPr>
-              <w:pStyle w:val="25"/>
-              <w:keepNext w:val="0"/>
-              <w:keepLines w:val="0"/>
-              <w:pageBreakBefore w:val="0"/>
-              <w:widowControl w:val="0"/>
-              <w:kinsoku w:val="0"/>
-              <w:wordWrap/>
-              <w:overflowPunct/>
-              <w:topLinePunct w:val="0"/>
-              <w:autoSpaceDE w:val="0"/>
-              <w:autoSpaceDN w:val="0"/>
-              <w:bidi w:val="0"/>
-              <w:adjustRightInd w:val="0"/>
-              <w:snapToGrid w:val="0"/>
-              <w:spacing w:before="137" w:line="224" w:lineRule="auto"/>
-              <w:jc w:val="center"/>
-              <w:textAlignment w:val="baseline"/>
-              <w:rPr>
-                <w:rFonts w:hint="default" w:eastAsia="宋体"/>
+                <w:spacing w:val="-7"/>
+                <w:sz w:val="22"/>
+                <w:szCs w:val="22"/>
+              </w:rPr>
+              <w:t>指标计算说明</w:t>
+            </w:r>
+          </w:p>
+        </w:tc>
+        <w:tc>
+          <w:tcPr>
+            <w:tcW w:w="1344" w:type="dxa"/>
+            <w:shd w:val="clear" w:color="auto" w:fill="C0C0C0"/>
+            <w:vAlign w:val="top"/>
+          </w:tcPr>
+          <w:p>
+            <w:pPr>
+              <w:keepNext w:val="0"/>
+              <w:keepLines w:val="0"/>
+              <w:pageBreakBefore w:val="0"/>
+              <w:widowControl w:val="0"/>
+              <w:kinsoku w:val="0"/>
+              <w:wordWrap/>
+              <w:overflowPunct/>
+              <w:topLinePunct w:val="0"/>
+              <w:autoSpaceDE w:val="0"/>
+              <w:autoSpaceDN w:val="0"/>
+              <w:bidi w:val="0"/>
+              <w:adjustRightInd w:val="0"/>
+              <w:snapToGrid w:val="0"/>
+              <w:spacing w:before="205" w:line="221" w:lineRule="auto"/>
+              <w:ind w:left="195" w:leftChars="0"/>
+              <w:textAlignment w:val="baseline"/>
+              <w:rPr>
+                <w:rFonts w:hint="default" w:ascii="宋体" w:hAnsi="宋体" w:eastAsia="宋体" w:cs="宋体"/>
                 <w:b/>
                 <w:bCs/>
-                <w:spacing w:val="-2"/>
-                <w:sz w:val="18"/>
-                <w:szCs w:val="18"/>
-                <w:lang w:val="en-US" w:eastAsia="zh-CN"/>
-              </w:rPr>
-            </w:pPr>
-            <w:r>
-              <w:rPr>
-                <w:rFonts w:hint="eastAsia" w:eastAsia="宋体"/>
+                <w:snapToGrid w:val="0"/>
+                <w:color w:val="000000"/>
+                <w:spacing w:val="-7"/>
+                <w:kern w:val="0"/>
+                <w:sz w:val="22"/>
+                <w:szCs w:val="22"/>
+                <w:lang w:val="en-US" w:eastAsia="zh-CN" w:bidi="ar-SA"/>
+              </w:rPr>
+            </w:pPr>
+            <w:r>
+              <w:rPr>
+                <w:rFonts w:hint="eastAsia" w:ascii="宋体" w:hAnsi="宋体" w:eastAsia="宋体" w:cs="宋体"/>
                 <w:b/>
                 <w:bCs/>
-                <w:spacing w:val="-2"/>
-                <w:sz w:val="18"/>
-                <w:szCs w:val="18"/>
+                <w:spacing w:val="-7"/>
+                <w:sz w:val="22"/>
+                <w:szCs w:val="22"/>
+                <w:lang w:val="en-US" w:eastAsia="zh-CN"/>
+              </w:rPr>
+              <w:t>考核频次</w:t>
+            </w:r>
+          </w:p>
+        </w:tc>
+        <w:tc>
+          <w:tcPr>
+            <w:tcW w:w="1032" w:type="dxa"/>
+            <w:shd w:val="clear" w:color="auto" w:fill="C0C0C0"/>
+            <w:vAlign w:val="top"/>
+          </w:tcPr>
+          <w:p>
+            <w:pPr>
+              <w:keepNext w:val="0"/>
+              <w:keepLines w:val="0"/>
+              <w:pageBreakBefore w:val="0"/>
+              <w:widowControl w:val="0"/>
+              <w:kinsoku w:val="0"/>
+              <w:wordWrap/>
+              <w:overflowPunct/>
+              <w:topLinePunct w:val="0"/>
+              <w:autoSpaceDE w:val="0"/>
+              <w:autoSpaceDN w:val="0"/>
+              <w:bidi w:val="0"/>
+              <w:adjustRightInd w:val="0"/>
+              <w:snapToGrid w:val="0"/>
+              <w:spacing w:before="205" w:line="221" w:lineRule="auto"/>
+              <w:ind w:left="195" w:leftChars="0"/>
+              <w:textAlignment w:val="baseline"/>
+              <w:rPr>
+                <w:rFonts w:hint="default" w:ascii="宋体" w:hAnsi="宋体" w:eastAsia="宋体" w:cs="宋体"/>
+                <w:b/>
+                <w:bCs/>
+                <w:snapToGrid w:val="0"/>
+                <w:color w:val="000000"/>
+                <w:spacing w:val="-7"/>
+                <w:kern w:val="0"/>
+                <w:sz w:val="22"/>
+                <w:szCs w:val="22"/>
+                <w:lang w:val="en-US" w:eastAsia="zh-CN" w:bidi="ar-SA"/>
+              </w:rPr>
+            </w:pPr>
+            <w:r>
+              <w:rPr>
+                <w:rFonts w:hint="eastAsia" w:ascii="宋体" w:hAnsi="宋体" w:cs="宋体"/>
+                <w:b/>
+                <w:bCs/>
+                <w:spacing w:val="-7"/>
+                <w:sz w:val="22"/>
+                <w:szCs w:val="22"/>
                 <w:lang w:val="en-US" w:eastAsia="zh-CN"/>
               </w:rPr>
               <w:t>目标值</w:t>
@@ -14090,7 +12320,7 @@
         </w:trPr>
         <w:tc>
           <w:tcPr>
-            <w:tcW w:w="1973" w:type="dxa"/>
+            <w:tcW w:w="994" w:type="dxa"/>
             <w:vAlign w:val="center"/>
           </w:tcPr>
           <w:p>
@@ -14113,135 +12343,11 @@
               <w:ind w:left="599" w:right="145" w:hanging="450"/>
               <w:textAlignment w:val="baseline"/>
               <w:rPr>
-                <w:sz w:val="18"/>
-                <w:szCs w:val="18"/>
-              </w:rPr>
-            </w:pPr>
-            <w:r>
-              <w:rPr>
+                <w:rFonts w:hint="eastAsia" w:eastAsia="宋体"/>
                 <w:spacing w:val="-2"/>
                 <w:sz w:val="18"/>
                 <w:szCs w:val="18"/>
-              </w:rPr>
-              <w:t>技术研发按时完</w:t>
-            </w:r>
-            <w:r>
-              <w:rPr>
-                <w:spacing w:val="-3"/>
-                <w:sz w:val="18"/>
-                <w:szCs w:val="18"/>
-              </w:rPr>
-              <w:t>成率</w:t>
-            </w:r>
-          </w:p>
-        </w:tc>
-        <w:tc>
-          <w:tcPr>
-            <w:tcW w:w="3550" w:type="dxa"/>
-            <w:vAlign w:val="center"/>
-          </w:tcPr>
-          <w:p>
-            <w:pPr>
-              <w:pStyle w:val="25"/>
-              <w:keepNext w:val="0"/>
-              <w:keepLines w:val="0"/>
-              <w:pageBreakBefore w:val="0"/>
-              <w:widowControl w:val="0"/>
-              <w:kinsoku w:val="0"/>
-              <w:wordWrap/>
-              <w:overflowPunct/>
-              <w:topLinePunct w:val="0"/>
-              <w:autoSpaceDE w:val="0"/>
-              <w:autoSpaceDN w:val="0"/>
-              <w:bidi w:val="0"/>
-              <w:adjustRightInd w:val="0"/>
-              <w:snapToGrid w:val="0"/>
-              <w:spacing w:before="70" w:line="220" w:lineRule="auto"/>
-              <w:ind w:left="113"/>
-              <w:textAlignment w:val="baseline"/>
-              <w:rPr>
-                <w:sz w:val="18"/>
-                <w:szCs w:val="18"/>
-              </w:rPr>
-            </w:pPr>
-            <w:r>
-              <w:rPr>
-                <w:spacing w:val="-2"/>
-                <w:sz w:val="18"/>
-                <w:szCs w:val="18"/>
-              </w:rPr>
-              <w:t>（按时完成的里程碑/总里程碑数）*100%</w:t>
-            </w:r>
-          </w:p>
-        </w:tc>
-        <w:tc>
-          <w:tcPr>
-            <w:tcW w:w="1660" w:type="dxa"/>
-            <w:vAlign w:val="center"/>
-          </w:tcPr>
-          <w:p>
-            <w:pPr>
-              <w:pStyle w:val="25"/>
-              <w:keepNext w:val="0"/>
-              <w:keepLines w:val="0"/>
-              <w:pageBreakBefore w:val="0"/>
-              <w:widowControl w:val="0"/>
-              <w:kinsoku w:val="0"/>
-              <w:wordWrap/>
-              <w:overflowPunct/>
-              <w:topLinePunct w:val="0"/>
-              <w:autoSpaceDE w:val="0"/>
-              <w:autoSpaceDN w:val="0"/>
-              <w:bidi w:val="0"/>
-              <w:adjustRightInd w:val="0"/>
-              <w:snapToGrid w:val="0"/>
-              <w:spacing w:before="71" w:line="292" w:lineRule="auto"/>
-              <w:ind w:left="599" w:right="145" w:hanging="450"/>
-              <w:textAlignment w:val="baseline"/>
-              <w:rPr>
-                <w:spacing w:val="-2"/>
-                <w:sz w:val="18"/>
-                <w:szCs w:val="18"/>
-              </w:rPr>
-            </w:pPr>
-            <w:r>
-              <w:rPr>
-                <w:spacing w:val="-2"/>
-                <w:sz w:val="18"/>
-                <w:szCs w:val="18"/>
-              </w:rPr>
-              <w:t>按年</w:t>
-            </w:r>
-          </w:p>
-        </w:tc>
-        <w:tc>
-          <w:tcPr>
-            <w:tcW w:w="1100" w:type="dxa"/>
-            <w:vAlign w:val="center"/>
-          </w:tcPr>
-          <w:p>
-            <w:pPr>
-              <w:pStyle w:val="25"/>
-              <w:keepNext w:val="0"/>
-              <w:keepLines w:val="0"/>
-              <w:pageBreakBefore w:val="0"/>
-              <w:widowControl w:val="0"/>
-              <w:kinsoku w:val="0"/>
-              <w:wordWrap/>
-              <w:overflowPunct/>
-              <w:topLinePunct w:val="0"/>
-              <w:autoSpaceDE w:val="0"/>
-              <w:autoSpaceDN w:val="0"/>
-              <w:bidi w:val="0"/>
-              <w:adjustRightInd w:val="0"/>
-              <w:snapToGrid w:val="0"/>
-              <w:spacing w:before="71" w:line="292" w:lineRule="auto"/>
-              <w:ind w:left="599" w:right="145" w:hanging="450"/>
-              <w:textAlignment w:val="baseline"/>
-              <w:rPr>
-                <w:spacing w:val="-2"/>
-                <w:sz w:val="18"/>
-                <w:szCs w:val="18"/>
+                <w:lang w:val="en-US" w:eastAsia="zh-CN"/>
               </w:rPr>
             </w:pPr>
             <w:r>
@@ -14250,6 +12356,174 @@
                 <w:spacing w:val="-2"/>
                 <w:sz w:val="18"/>
                 <w:szCs w:val="18"/>
+                <w:lang w:val="en-US" w:eastAsia="zh-CN"/>
+              </w:rPr>
+              <w:t>1</w:t>
+            </w:r>
+          </w:p>
+        </w:tc>
+        <w:tc>
+          <w:tcPr>
+            <w:tcW w:w="2016" w:type="dxa"/>
+            <w:vAlign w:val="center"/>
+          </w:tcPr>
+          <w:p>
+            <w:pPr>
+              <w:pStyle w:val="25"/>
+              <w:keepNext w:val="0"/>
+              <w:keepLines w:val="0"/>
+              <w:pageBreakBefore w:val="0"/>
+              <w:widowControl w:val="0"/>
+              <w:kinsoku w:val="0"/>
+              <w:wordWrap/>
+              <w:overflowPunct/>
+              <w:topLinePunct w:val="0"/>
+              <w:autoSpaceDE w:val="0"/>
+              <w:autoSpaceDN w:val="0"/>
+              <w:bidi w:val="0"/>
+              <w:adjustRightInd w:val="0"/>
+              <w:snapToGrid w:val="0"/>
+              <w:spacing w:before="71" w:line="292" w:lineRule="auto"/>
+              <w:ind w:left="599" w:right="145" w:hanging="450"/>
+              <w:textAlignment w:val="baseline"/>
+              <w:rPr>
+                <w:sz w:val="18"/>
+                <w:szCs w:val="18"/>
+              </w:rPr>
+            </w:pPr>
+            <w:r>
+              <w:rPr>
+                <w:spacing w:val="-2"/>
+                <w:sz w:val="18"/>
+                <w:szCs w:val="18"/>
+              </w:rPr>
+              <w:t>技术研发按时完</w:t>
+            </w:r>
+            <w:r>
+              <w:rPr>
+                <w:spacing w:val="-3"/>
+                <w:sz w:val="18"/>
+                <w:szCs w:val="18"/>
+              </w:rPr>
+              <w:t>成率</w:t>
+            </w:r>
+          </w:p>
+        </w:tc>
+        <w:tc>
+          <w:tcPr>
+            <w:tcW w:w="3612" w:type="dxa"/>
+            <w:vAlign w:val="center"/>
+          </w:tcPr>
+          <w:p>
+            <w:pPr>
+              <w:pStyle w:val="25"/>
+              <w:keepNext w:val="0"/>
+              <w:keepLines w:val="0"/>
+              <w:pageBreakBefore w:val="0"/>
+              <w:widowControl w:val="0"/>
+              <w:kinsoku w:val="0"/>
+              <w:wordWrap/>
+              <w:overflowPunct/>
+              <w:topLinePunct w:val="0"/>
+              <w:autoSpaceDE w:val="0"/>
+              <w:autoSpaceDN w:val="0"/>
+              <w:bidi w:val="0"/>
+              <w:adjustRightInd w:val="0"/>
+              <w:snapToGrid w:val="0"/>
+              <w:spacing w:before="70" w:line="220" w:lineRule="auto"/>
+              <w:ind w:left="113"/>
+              <w:textAlignment w:val="baseline"/>
+              <w:rPr>
+                <w:sz w:val="18"/>
+                <w:szCs w:val="18"/>
+              </w:rPr>
+            </w:pPr>
+            <w:r>
+              <w:rPr>
+                <w:spacing w:val="-2"/>
+                <w:sz w:val="18"/>
+                <w:szCs w:val="18"/>
+              </w:rPr>
+              <w:t>（按时完成的里程碑/总里程碑数）*100%</w:t>
+            </w:r>
+          </w:p>
+        </w:tc>
+        <w:tc>
+          <w:tcPr>
+            <w:tcW w:w="1344" w:type="dxa"/>
+            <w:vAlign w:val="center"/>
+          </w:tcPr>
+          <w:p>
+            <w:pPr>
+              <w:pStyle w:val="25"/>
+              <w:keepNext w:val="0"/>
+              <w:keepLines w:val="0"/>
+              <w:pageBreakBefore w:val="0"/>
+              <w:widowControl w:val="0"/>
+              <w:kinsoku w:val="0"/>
+              <w:wordWrap/>
+              <w:overflowPunct/>
+              <w:topLinePunct w:val="0"/>
+              <w:autoSpaceDE w:val="0"/>
+              <w:autoSpaceDN w:val="0"/>
+              <w:bidi w:val="0"/>
+              <w:adjustRightInd w:val="0"/>
+              <w:snapToGrid w:val="0"/>
+              <w:spacing w:before="71" w:line="292" w:lineRule="auto"/>
+              <w:ind w:left="599" w:right="145" w:hanging="450"/>
+              <w:textAlignment w:val="baseline"/>
+              <w:rPr>
+                <w:spacing w:val="-2"/>
+                <w:sz w:val="18"/>
+                <w:szCs w:val="18"/>
+              </w:rPr>
+            </w:pPr>
+            <w:r>
+              <w:rPr>
+                <w:spacing w:val="-2"/>
+                <w:sz w:val="18"/>
+                <w:szCs w:val="18"/>
+              </w:rPr>
+              <w:t>按年</w:t>
+            </w:r>
+          </w:p>
+        </w:tc>
+        <w:tc>
+          <w:tcPr>
+            <w:tcW w:w="1032" w:type="dxa"/>
+            <w:vAlign w:val="center"/>
+          </w:tcPr>
+          <w:p>
+            <w:pPr>
+              <w:pStyle w:val="25"/>
+              <w:keepNext w:val="0"/>
+              <w:keepLines w:val="0"/>
+              <w:pageBreakBefore w:val="0"/>
+              <w:widowControl w:val="0"/>
+              <w:kinsoku w:val="0"/>
+              <w:wordWrap/>
+              <w:overflowPunct/>
+              <w:topLinePunct w:val="0"/>
+              <w:autoSpaceDE w:val="0"/>
+              <w:autoSpaceDN w:val="0"/>
+              <w:bidi w:val="0"/>
+              <w:adjustRightInd w:val="0"/>
+              <w:snapToGrid w:val="0"/>
+              <w:spacing w:before="71" w:line="292" w:lineRule="auto"/>
+              <w:ind w:left="599" w:right="145" w:hanging="450"/>
+              <w:textAlignment w:val="baseline"/>
+              <w:rPr>
+                <w:spacing w:val="-2"/>
+                <w:sz w:val="18"/>
+                <w:szCs w:val="18"/>
+              </w:rPr>
+            </w:pPr>
+            <w:r>
+              <w:rPr>
+                <w:rFonts w:hint="eastAsia"/>
+                <w:spacing w:val="-2"/>
+                <w:sz w:val="18"/>
+                <w:szCs w:val="18"/>
               </w:rPr>
               <w:t>≥80%</w:t>
             </w:r>
@@ -14259,35 +12533,13 @@
     </w:tbl>
     <w:p>
       <w:pPr>
-        <w:keepNext w:val="0"/>
-        <w:keepLines w:val="0"/>
-        <w:pageBreakBefore w:val="0"/>
-        <w:widowControl w:val="0"/>
-        <w:kinsoku w:val="0"/>
-        <w:wordWrap/>
-        <w:overflowPunct/>
-        <w:topLinePunct w:val="0"/>
-        <w:autoSpaceDE w:val="0"/>
-        <w:autoSpaceDN w:val="0"/>
+        <w:pStyle w:val="27"/>
         <w:bidi w:val="0"/>
-        <w:adjustRightInd w:val="0"/>
-        <w:snapToGrid w:val="0"/>
-        <w:spacing w:before="273" w:line="220" w:lineRule="auto"/>
-        <w:ind w:left="37"/>
-        <w:textAlignment w:val="baseline"/>
-        <w:outlineLvl w:val="0"/>
-        <w:rPr>
-          <w:rFonts w:hint="default" w:ascii="宋体" w:hAnsi="宋体" w:eastAsia="宋体" w:cs="宋体"/>
-          <w:b/>
-          <w:bCs/>
-          <w:spacing w:val="-10"/>
-          <w:sz w:val="40"/>
-          <w:szCs w:val="40"/>
+        <w:rPr>
+          <w:rFonts w:hint="default"/>
           <w:lang w:val="en-US" w:eastAsia="zh-CN"/>
         </w:rPr>
       </w:pPr>
-      <w:bookmarkStart w:id="33" w:name="_GoBack"/>
-      <w:bookmarkEnd w:id="33"/>
     </w:p>
     <w:sectPr>
       <w:footerReference r:id="rId5" w:type="default"/>
@@ -14394,23 +12646,6 @@
     </w:lvl>
   </w:abstractNum>
   <w:abstractNum w:abstractNumId="1">
-    <w:nsid w:val="8C13B64C"/>
-    <w:multiLevelType w:val="singleLevel"/>
-    <w:tmpl w:val="8C13B64C"/>
-    <w:lvl w:ilvl="0" w:tentative="0">
-      <w:start w:val="1"/>
-      <w:numFmt w:val="decimal"/>
-      <w:lvlText w:val="(%1)"/>
-      <w:lvlJc w:val="left"/>
-      <w:pPr>
-        <w:ind w:left="425" w:hanging="425"/>
-      </w:pPr>
-      <w:rPr>
-        <w:rFonts w:hint="default"/>
-      </w:rPr>
-    </w:lvl>
-  </w:abstractNum>
-  <w:abstractNum w:abstractNumId="2">
     <w:nsid w:val="8DE5A52B"/>
     <w:multiLevelType w:val="singleLevel"/>
     <w:tmpl w:val="8DE5A52B"/>
@@ -14427,7 +12662,7 @@
       </w:rPr>
     </w:lvl>
   </w:abstractNum>
-  <w:abstractNum w:abstractNumId="3">
+  <w:abstractNum w:abstractNumId="2">
     <w:nsid w:val="8E964DCE"/>
     <w:multiLevelType w:val="multilevel"/>
     <w:tmpl w:val="8E964DCE"/>
@@ -14549,7 +12784,7 @@
       </w:rPr>
     </w:lvl>
   </w:abstractNum>
-  <w:abstractNum w:abstractNumId="4">
+  <w:abstractNum w:abstractNumId="3">
     <w:nsid w:val="91CEEB6D"/>
     <w:multiLevelType w:val="singleLevel"/>
     <w:tmpl w:val="91CEEB6D"/>
@@ -14566,7 +12801,7 @@
       </w:rPr>
     </w:lvl>
   </w:abstractNum>
-  <w:abstractNum w:abstractNumId="5">
+  <w:abstractNum w:abstractNumId="4">
     <w:nsid w:val="94CE33B5"/>
     <w:multiLevelType w:val="singleLevel"/>
     <w:tmpl w:val="94CE33B5"/>
@@ -14583,7 +12818,7 @@
       </w:rPr>
     </w:lvl>
   </w:abstractNum>
-  <w:abstractNum w:abstractNumId="6">
+  <w:abstractNum w:abstractNumId="5">
     <w:nsid w:val="A4ECE525"/>
     <w:multiLevelType w:val="singleLevel"/>
     <w:tmpl w:val="A4ECE525"/>
@@ -14600,7 +12835,7 @@
       </w:rPr>
     </w:lvl>
   </w:abstractNum>
-  <w:abstractNum w:abstractNumId="7">
+  <w:abstractNum w:abstractNumId="6">
     <w:nsid w:val="B37548B4"/>
     <w:multiLevelType w:val="singleLevel"/>
     <w:tmpl w:val="B37548B4"/>
@@ -14617,7 +12852,7 @@
       </w:rPr>
     </w:lvl>
   </w:abstractNum>
-  <w:abstractNum w:abstractNumId="8">
+  <w:abstractNum w:abstractNumId="7">
     <w:nsid w:val="B8B443B2"/>
     <w:multiLevelType w:val="singleLevel"/>
     <w:tmpl w:val="B8B443B2"/>
@@ -14634,7 +12869,7 @@
       </w:rPr>
     </w:lvl>
   </w:abstractNum>
-  <w:abstractNum w:abstractNumId="9">
+  <w:abstractNum w:abstractNumId="8">
     <w:nsid w:val="D9C06369"/>
     <w:multiLevelType w:val="singleLevel"/>
     <w:tmpl w:val="D9C06369"/>
@@ -14651,7 +12886,7 @@
       </w:rPr>
     </w:lvl>
   </w:abstractNum>
-  <w:abstractNum w:abstractNumId="10">
+  <w:abstractNum w:abstractNumId="9">
     <w:nsid w:val="FC61134E"/>
     <w:multiLevelType w:val="singleLevel"/>
     <w:tmpl w:val="FC61134E"/>
@@ -14668,10 +12903,27 @@
       </w:rPr>
     </w:lvl>
   </w:abstractNum>
-  <w:abstractNum w:abstractNumId="11">
+  <w:abstractNum w:abstractNumId="10">
     <w:nsid w:val="13F23FF4"/>
     <w:multiLevelType w:val="singleLevel"/>
     <w:tmpl w:val="13F23FF4"/>
+    <w:lvl w:ilvl="0" w:tentative="0">
+      <w:start w:val="1"/>
+      <w:numFmt w:val="decimal"/>
+      <w:lvlText w:val="%1."/>
+      <w:lvlJc w:val="left"/>
+      <w:pPr>
+        <w:ind w:left="425" w:hanging="425"/>
+      </w:pPr>
+      <w:rPr>
+        <w:rFonts w:hint="default"/>
+      </w:rPr>
+    </w:lvl>
+  </w:abstractNum>
+  <w:abstractNum w:abstractNumId="11">
+    <w:nsid w:val="19FEC97A"/>
+    <w:multiLevelType w:val="singleLevel"/>
+    <w:tmpl w:val="19FEC97A"/>
     <w:lvl w:ilvl="0" w:tentative="0">
       <w:start w:val="1"/>
       <w:numFmt w:val="decimal"/>
@@ -14805,22 +13057,22 @@
     </w:lvl>
   </w:abstractNum>
   <w:num w:numId="1">
-    <w:abstractNumId w:val="3"/>
+    <w:abstractNumId w:val="2"/>
   </w:num>
   <w:num w:numId="2">
-    <w:abstractNumId w:val="1"/>
+    <w:abstractNumId w:val="11"/>
   </w:num>
   <w:num w:numId="3">
-    <w:abstractNumId w:val="7"/>
+    <w:abstractNumId w:val="6"/>
   </w:num>
   <w:num w:numId="4">
-    <w:abstractNumId w:val="9"/>
+    <w:abstractNumId w:val="8"/>
   </w:num>
   <w:num w:numId="5">
     <w:abstractNumId w:val="0"/>
   </w:num>
   <w:num w:numId="6">
-    <w:abstractNumId w:val="5"/>
+    <w:abstractNumId w:val="4"/>
   </w:num>
   <w:num w:numId="7">
     <w:abstractNumId w:val="13"/>
@@ -14829,28 +13081,28 @@
     <w:abstractNumId w:val="15"/>
   </w:num>
   <w:num w:numId="9">
-    <w:abstractNumId w:val="4"/>
+    <w:abstractNumId w:val="3"/>
   </w:num>
   <w:num w:numId="10">
     <w:abstractNumId w:val="17"/>
   </w:num>
   <w:num w:numId="11">
-    <w:abstractNumId w:val="11"/>
+    <w:abstractNumId w:val="10"/>
   </w:num>
   <w:num w:numId="12">
-    <w:abstractNumId w:val="8"/>
+    <w:abstractNumId w:val="7"/>
   </w:num>
   <w:num w:numId="13">
-    <w:abstractNumId w:val="2"/>
+    <w:abstractNumId w:val="1"/>
   </w:num>
   <w:num w:numId="14">
     <w:abstractNumId w:val="18"/>
   </w:num>
   <w:num w:numId="15">
-    <w:abstractNumId w:val="6"/>
+    <w:abstractNumId w:val="5"/>
   </w:num>
   <w:num w:numId="16">
-    <w:abstractNumId w:val="10"/>
+    <w:abstractNumId w:val="9"/>
   </w:num>
   <w:num w:numId="17">
     <w:abstractNumId w:val="14"/>
